--- a/lab3/Lab3_24I-6505.docx
+++ b/lab3/Lab3_24I-6505.docx
@@ -1458,51 +1458,8 @@
                 <w:sz w:val="22"/>
                 <w:szCs w:val="22"/>
               </w:rPr>
-              <w:t xml:space="preserve">// Write description of the task here </w:t>
+              <w:t xml:space="preserve">In this task, I made a 4-bit binary adder-subtractor. The inputs numbers and output were 4-bit binary numbers, while the control input decided whether the numbers were added or subtracted, with 1 representing subtraction and the 0 representing addition. </w:t>
             </w:r>
-            <w:r>
-              <w:rPr>
-                <w:rFonts w:ascii="Segoe UI Symbol" w:hAnsi="Segoe UI Symbol" w:cs="Segoe UI Symbol"/>
-                <w:sz w:val="22"/>
-                <w:szCs w:val="22"/>
-              </w:rPr>
-              <w:t>👇</w:t>
-            </w:r>
-            <w:r>
-              <w:rPr>
-                <w:rFonts w:asciiTheme="minorHAnsi" w:hAnsiTheme="minorHAnsi" w:cstheme="minorHAnsi"/>
-                <w:sz w:val="22"/>
-                <w:szCs w:val="22"/>
-              </w:rPr>
-              <w:t xml:space="preserve"> (max. five </w:t>
-            </w:r>
-            <w:r>
-              <w:rPr>
-                <w:rFonts w:asciiTheme="minorHAnsi" w:hAnsiTheme="minorHAnsi" w:cstheme="minorHAnsi"/>
-                <w:sz w:val="22"/>
-                <w:szCs w:val="22"/>
-              </w:rPr>
-              <w:t xml:space="preserve">to seven </w:t>
-            </w:r>
-            <w:r>
-              <w:rPr>
-                <w:rFonts w:asciiTheme="minorHAnsi" w:hAnsiTheme="minorHAnsi" w:cstheme="minorHAnsi"/>
-                <w:sz w:val="22"/>
-                <w:szCs w:val="22"/>
-              </w:rPr>
-              <w:t>lines)</w:t>
-            </w:r>
-          </w:p>
-          <w:p>
-            <w:pPr>
-              <w:pStyle w:val="ListParagraph"/>
-              <w:spacing w:before="120" w:beforeAutospacing="0" w:after="120" w:afterAutospacing="0"/>
-              <w:rPr>
-                <w:rFonts w:asciiTheme="minorHAnsi" w:hAnsiTheme="minorHAnsi" w:cstheme="minorHAnsi"/>
-                <w:sz w:val="22"/>
-                <w:szCs w:val="22"/>
-              </w:rPr>
-            </w:pPr>
           </w:p>
           <w:p>
             <w:pPr>
@@ -1555,43 +1512,68 @@
           <w:p>
             <w:pPr>
               <w:pStyle w:val="ListParagraph"/>
-              <w:rPr>
-                <w:rFonts w:ascii="Segoe UI Symbol" w:hAnsi="Segoe UI Symbol" w:cs="Segoe UI Symbol"/>
-                <w:color w:val="474747"/>
-                <w:shd w:val="clear" w:color="auto" w:fill="FFFFFF"/>
+              <w:spacing w:before="0" w:beforeAutospacing="0" w:after="0" w:afterAutospacing="0"/>
+              <w:rPr>
+                <w:rFonts w:asciiTheme="minorHAnsi" w:hAnsiTheme="minorHAnsi" w:cstheme="minorHAnsi"/>
+                <w:b/>
+                <w:bCs/>
+                <w:sz w:val="22"/>
+                <w:szCs w:val="22"/>
               </w:rPr>
             </w:pPr>
             <w:r>
               <w:rPr>
                 <w:rFonts w:asciiTheme="minorHAnsi" w:hAnsiTheme="minorHAnsi" w:cstheme="minorHAnsi"/>
-                <w:sz w:val="22"/>
-                <w:szCs w:val="22"/>
-              </w:rPr>
-              <w:t xml:space="preserve">// Paste </w:t>
+                <w:b/>
+                <w:bCs/>
+                <w:sz w:val="22"/>
+                <w:szCs w:val="22"/>
+              </w:rPr>
+              <w:t xml:space="preserve">module </w:t>
             </w:r>
+            <w:proofErr w:type="spellStart"/>
             <w:r>
               <w:rPr>
                 <w:rFonts w:asciiTheme="minorHAnsi" w:hAnsiTheme="minorHAnsi" w:cstheme="minorHAnsi"/>
-                <w:sz w:val="22"/>
-                <w:szCs w:val="22"/>
-              </w:rPr>
-              <w:t xml:space="preserve">source </w:t>
+                <w:b/>
+                <w:bCs/>
+                <w:sz w:val="22"/>
+                <w:szCs w:val="22"/>
+              </w:rPr>
+              <w:t>addsub</w:t>
             </w:r>
+            <w:proofErr w:type="spellEnd"/>
             <w:r>
               <w:rPr>
                 <w:rFonts w:asciiTheme="minorHAnsi" w:hAnsiTheme="minorHAnsi" w:cstheme="minorHAnsi"/>
-                <w:sz w:val="22"/>
-                <w:szCs w:val="22"/>
-              </w:rPr>
-              <w:t xml:space="preserve">code here </w:t>
+                <w:b/>
+                <w:bCs/>
+                <w:sz w:val="22"/>
+                <w:szCs w:val="22"/>
+              </w:rPr>
+              <w:t>(</w:t>
             </w:r>
+            <w:proofErr w:type="spellStart"/>
             <w:r>
               <w:rPr>
-                <w:rFonts w:ascii="Segoe UI Symbol" w:hAnsi="Segoe UI Symbol" w:cs="Segoe UI Symbol"/>
-                <w:color w:val="474747"/>
-                <w:shd w:val="clear" w:color="auto" w:fill="FFFFFF"/>
-              </w:rPr>
-              <w:t>👇</w:t>
+                <w:rFonts w:asciiTheme="minorHAnsi" w:hAnsiTheme="minorHAnsi" w:cstheme="minorHAnsi"/>
+                <w:b/>
+                <w:bCs/>
+                <w:sz w:val="22"/>
+                <w:szCs w:val="22"/>
+              </w:rPr>
+              <w:t>a,b,control,c</w:t>
+            </w:r>
+            <w:proofErr w:type="spellEnd"/>
+            <w:r>
+              <w:rPr>
+                <w:rFonts w:asciiTheme="minorHAnsi" w:hAnsiTheme="minorHAnsi" w:cstheme="minorHAnsi"/>
+                <w:b/>
+                <w:bCs/>
+                <w:sz w:val="22"/>
+                <w:szCs w:val="22"/>
+              </w:rPr>
+              <w:t>);</w:t>
             </w:r>
           </w:p>
           <w:p>
@@ -1600,10 +1582,759 @@
               <w:spacing w:before="0" w:beforeAutospacing="0" w:after="0" w:afterAutospacing="0"/>
               <w:rPr>
                 <w:rFonts w:asciiTheme="minorHAnsi" w:hAnsiTheme="minorHAnsi" w:cstheme="minorHAnsi"/>
+                <w:b/>
+                <w:bCs/>
                 <w:sz w:val="22"/>
                 <w:szCs w:val="22"/>
               </w:rPr>
             </w:pPr>
+          </w:p>
+          <w:p>
+            <w:pPr>
+              <w:pStyle w:val="ListParagraph"/>
+              <w:spacing w:before="0" w:beforeAutospacing="0" w:after="0" w:afterAutospacing="0"/>
+              <w:rPr>
+                <w:rFonts w:asciiTheme="minorHAnsi" w:hAnsiTheme="minorHAnsi" w:cstheme="minorHAnsi"/>
+                <w:b/>
+                <w:bCs/>
+                <w:sz w:val="22"/>
+                <w:szCs w:val="22"/>
+              </w:rPr>
+            </w:pPr>
+            <w:r>
+              <w:rPr>
+                <w:rFonts w:asciiTheme="minorHAnsi" w:hAnsiTheme="minorHAnsi" w:cstheme="minorHAnsi"/>
+                <w:b/>
+                <w:bCs/>
+                <w:sz w:val="22"/>
+                <w:szCs w:val="22"/>
+              </w:rPr>
+              <w:t xml:space="preserve">input [3:0] </w:t>
+            </w:r>
+            <w:proofErr w:type="spellStart"/>
+            <w:r>
+              <w:rPr>
+                <w:rFonts w:asciiTheme="minorHAnsi" w:hAnsiTheme="minorHAnsi" w:cstheme="minorHAnsi"/>
+                <w:b/>
+                <w:bCs/>
+                <w:sz w:val="22"/>
+                <w:szCs w:val="22"/>
+              </w:rPr>
+              <w:t>a,b</w:t>
+            </w:r>
+            <w:proofErr w:type="spellEnd"/>
+            <w:r>
+              <w:rPr>
+                <w:rFonts w:asciiTheme="minorHAnsi" w:hAnsiTheme="minorHAnsi" w:cstheme="minorHAnsi"/>
+                <w:b/>
+                <w:bCs/>
+                <w:sz w:val="22"/>
+                <w:szCs w:val="22"/>
+              </w:rPr>
+              <w:t>;</w:t>
+            </w:r>
+          </w:p>
+          <w:p>
+            <w:pPr>
+              <w:pStyle w:val="ListParagraph"/>
+              <w:spacing w:before="0" w:beforeAutospacing="0" w:after="0" w:afterAutospacing="0"/>
+              <w:rPr>
+                <w:rFonts w:asciiTheme="minorHAnsi" w:hAnsiTheme="minorHAnsi" w:cstheme="minorHAnsi"/>
+                <w:b/>
+                <w:bCs/>
+                <w:sz w:val="22"/>
+                <w:szCs w:val="22"/>
+              </w:rPr>
+            </w:pPr>
+            <w:r>
+              <w:rPr>
+                <w:rFonts w:asciiTheme="minorHAnsi" w:hAnsiTheme="minorHAnsi" w:cstheme="minorHAnsi"/>
+                <w:b/>
+                <w:bCs/>
+                <w:sz w:val="22"/>
+                <w:szCs w:val="22"/>
+              </w:rPr>
+              <w:t>input control;</w:t>
+            </w:r>
+          </w:p>
+          <w:p>
+            <w:pPr>
+              <w:pStyle w:val="ListParagraph"/>
+              <w:spacing w:before="0" w:beforeAutospacing="0" w:after="0" w:afterAutospacing="0"/>
+              <w:rPr>
+                <w:rFonts w:asciiTheme="minorHAnsi" w:hAnsiTheme="minorHAnsi" w:cstheme="minorHAnsi"/>
+                <w:b/>
+                <w:bCs/>
+                <w:sz w:val="22"/>
+                <w:szCs w:val="22"/>
+              </w:rPr>
+            </w:pPr>
+            <w:r>
+              <w:rPr>
+                <w:rFonts w:asciiTheme="minorHAnsi" w:hAnsiTheme="minorHAnsi" w:cstheme="minorHAnsi"/>
+                <w:b/>
+                <w:bCs/>
+                <w:sz w:val="22"/>
+                <w:szCs w:val="22"/>
+              </w:rPr>
+              <w:t>output reg [3:0] c;</w:t>
+            </w:r>
+          </w:p>
+          <w:p>
+            <w:pPr>
+              <w:pStyle w:val="ListParagraph"/>
+              <w:spacing w:before="0" w:beforeAutospacing="0" w:after="0" w:afterAutospacing="0"/>
+              <w:rPr>
+                <w:rFonts w:asciiTheme="minorHAnsi" w:hAnsiTheme="minorHAnsi" w:cstheme="minorHAnsi"/>
+                <w:b/>
+                <w:bCs/>
+                <w:sz w:val="22"/>
+                <w:szCs w:val="22"/>
+              </w:rPr>
+            </w:pPr>
+          </w:p>
+          <w:p>
+            <w:pPr>
+              <w:pStyle w:val="ListParagraph"/>
+              <w:spacing w:before="0" w:beforeAutospacing="0" w:after="0" w:afterAutospacing="0"/>
+              <w:rPr>
+                <w:rFonts w:asciiTheme="minorHAnsi" w:hAnsiTheme="minorHAnsi" w:cstheme="minorHAnsi"/>
+                <w:b/>
+                <w:bCs/>
+                <w:sz w:val="22"/>
+                <w:szCs w:val="22"/>
+              </w:rPr>
+            </w:pPr>
+            <w:r>
+              <w:rPr>
+                <w:rFonts w:asciiTheme="minorHAnsi" w:hAnsiTheme="minorHAnsi" w:cstheme="minorHAnsi"/>
+                <w:b/>
+                <w:bCs/>
+                <w:sz w:val="22"/>
+                <w:szCs w:val="22"/>
+              </w:rPr>
+              <w:t>always @ *</w:t>
+            </w:r>
+          </w:p>
+          <w:p>
+            <w:pPr>
+              <w:pStyle w:val="ListParagraph"/>
+              <w:spacing w:before="0" w:beforeAutospacing="0" w:after="0" w:afterAutospacing="0"/>
+              <w:rPr>
+                <w:rFonts w:asciiTheme="minorHAnsi" w:hAnsiTheme="minorHAnsi" w:cstheme="minorHAnsi"/>
+                <w:b/>
+                <w:bCs/>
+                <w:sz w:val="22"/>
+                <w:szCs w:val="22"/>
+              </w:rPr>
+            </w:pPr>
+            <w:r>
+              <w:rPr>
+                <w:rFonts w:asciiTheme="minorHAnsi" w:hAnsiTheme="minorHAnsi" w:cstheme="minorHAnsi"/>
+                <w:b/>
+                <w:bCs/>
+                <w:sz w:val="22"/>
+                <w:szCs w:val="22"/>
+              </w:rPr>
+              <w:t>begin</w:t>
+            </w:r>
+          </w:p>
+          <w:p>
+            <w:pPr>
+              <w:pStyle w:val="ListParagraph"/>
+              <w:spacing w:before="0" w:beforeAutospacing="0" w:after="0" w:afterAutospacing="0"/>
+              <w:rPr>
+                <w:rFonts w:asciiTheme="minorHAnsi" w:hAnsiTheme="minorHAnsi" w:cstheme="minorHAnsi"/>
+                <w:b/>
+                <w:bCs/>
+                <w:sz w:val="22"/>
+                <w:szCs w:val="22"/>
+              </w:rPr>
+            </w:pPr>
+          </w:p>
+          <w:p>
+            <w:pPr>
+              <w:pStyle w:val="ListParagraph"/>
+              <w:spacing w:before="0" w:beforeAutospacing="0" w:after="0" w:afterAutospacing="0"/>
+              <w:rPr>
+                <w:rFonts w:asciiTheme="minorHAnsi" w:hAnsiTheme="minorHAnsi" w:cstheme="minorHAnsi"/>
+                <w:b/>
+                <w:bCs/>
+                <w:sz w:val="22"/>
+                <w:szCs w:val="22"/>
+              </w:rPr>
+            </w:pPr>
+            <w:r>
+              <w:rPr>
+                <w:rFonts w:asciiTheme="minorHAnsi" w:hAnsiTheme="minorHAnsi" w:cstheme="minorHAnsi"/>
+                <w:b/>
+                <w:bCs/>
+                <w:sz w:val="22"/>
+                <w:szCs w:val="22"/>
+              </w:rPr>
+              <w:t>if (control == 0)</w:t>
+            </w:r>
+          </w:p>
+          <w:p>
+            <w:pPr>
+              <w:pStyle w:val="ListParagraph"/>
+              <w:spacing w:before="0" w:beforeAutospacing="0" w:after="0" w:afterAutospacing="0"/>
+              <w:rPr>
+                <w:rFonts w:asciiTheme="minorHAnsi" w:hAnsiTheme="minorHAnsi" w:cstheme="minorHAnsi"/>
+                <w:b/>
+                <w:bCs/>
+                <w:sz w:val="22"/>
+                <w:szCs w:val="22"/>
+              </w:rPr>
+            </w:pPr>
+            <w:r>
+              <w:rPr>
+                <w:rFonts w:asciiTheme="minorHAnsi" w:hAnsiTheme="minorHAnsi" w:cstheme="minorHAnsi"/>
+                <w:b/>
+                <w:bCs/>
+                <w:sz w:val="22"/>
+                <w:szCs w:val="22"/>
+              </w:rPr>
+              <w:t>c = a + b;</w:t>
+            </w:r>
+          </w:p>
+          <w:p>
+            <w:pPr>
+              <w:pStyle w:val="ListParagraph"/>
+              <w:spacing w:before="0" w:beforeAutospacing="0" w:after="0" w:afterAutospacing="0"/>
+              <w:rPr>
+                <w:rFonts w:asciiTheme="minorHAnsi" w:hAnsiTheme="minorHAnsi" w:cstheme="minorHAnsi"/>
+                <w:b/>
+                <w:bCs/>
+                <w:sz w:val="22"/>
+                <w:szCs w:val="22"/>
+              </w:rPr>
+            </w:pPr>
+            <w:r>
+              <w:rPr>
+                <w:rFonts w:asciiTheme="minorHAnsi" w:hAnsiTheme="minorHAnsi" w:cstheme="minorHAnsi"/>
+                <w:b/>
+                <w:bCs/>
+                <w:sz w:val="22"/>
+                <w:szCs w:val="22"/>
+              </w:rPr>
+              <w:t>else if (control == 1)</w:t>
+            </w:r>
+          </w:p>
+          <w:p>
+            <w:pPr>
+              <w:pStyle w:val="ListParagraph"/>
+              <w:spacing w:before="0" w:beforeAutospacing="0" w:after="0" w:afterAutospacing="0"/>
+              <w:rPr>
+                <w:rFonts w:asciiTheme="minorHAnsi" w:hAnsiTheme="minorHAnsi" w:cstheme="minorHAnsi"/>
+                <w:b/>
+                <w:bCs/>
+                <w:sz w:val="22"/>
+                <w:szCs w:val="22"/>
+              </w:rPr>
+            </w:pPr>
+            <w:r>
+              <w:rPr>
+                <w:rFonts w:asciiTheme="minorHAnsi" w:hAnsiTheme="minorHAnsi" w:cstheme="minorHAnsi"/>
+                <w:b/>
+                <w:bCs/>
+                <w:sz w:val="22"/>
+                <w:szCs w:val="22"/>
+              </w:rPr>
+              <w:t>c = a - b;</w:t>
+            </w:r>
+          </w:p>
+          <w:p>
+            <w:pPr>
+              <w:pStyle w:val="ListParagraph"/>
+              <w:spacing w:before="0" w:beforeAutospacing="0" w:after="0" w:afterAutospacing="0"/>
+              <w:rPr>
+                <w:rFonts w:asciiTheme="minorHAnsi" w:hAnsiTheme="minorHAnsi" w:cstheme="minorHAnsi"/>
+                <w:b/>
+                <w:bCs/>
+                <w:sz w:val="22"/>
+                <w:szCs w:val="22"/>
+              </w:rPr>
+            </w:pPr>
+            <w:r>
+              <w:rPr>
+                <w:rFonts w:asciiTheme="minorHAnsi" w:hAnsiTheme="minorHAnsi" w:cstheme="minorHAnsi"/>
+                <w:b/>
+                <w:bCs/>
+                <w:sz w:val="22"/>
+                <w:szCs w:val="22"/>
+              </w:rPr>
+              <w:t>end</w:t>
+            </w:r>
+          </w:p>
+          <w:p>
+            <w:pPr>
+              <w:pStyle w:val="ListParagraph"/>
+              <w:spacing w:before="0" w:beforeAutospacing="0" w:after="0" w:afterAutospacing="0"/>
+              <w:rPr>
+                <w:rFonts w:asciiTheme="minorHAnsi" w:hAnsiTheme="minorHAnsi" w:cstheme="minorHAnsi"/>
+                <w:b/>
+                <w:bCs/>
+                <w:sz w:val="22"/>
+                <w:szCs w:val="22"/>
+              </w:rPr>
+            </w:pPr>
+          </w:p>
+          <w:p>
+            <w:pPr>
+              <w:pStyle w:val="ListParagraph"/>
+              <w:spacing w:before="0" w:beforeAutospacing="0" w:after="0" w:afterAutospacing="0"/>
+              <w:rPr>
+                <w:rFonts w:asciiTheme="minorHAnsi" w:hAnsiTheme="minorHAnsi" w:cstheme="minorHAnsi"/>
+                <w:b/>
+                <w:bCs/>
+                <w:sz w:val="22"/>
+                <w:szCs w:val="22"/>
+              </w:rPr>
+            </w:pPr>
+            <w:proofErr w:type="spellStart"/>
+            <w:r>
+              <w:rPr>
+                <w:rFonts w:asciiTheme="minorHAnsi" w:hAnsiTheme="minorHAnsi" w:cstheme="minorHAnsi"/>
+                <w:b/>
+                <w:bCs/>
+                <w:sz w:val="22"/>
+                <w:szCs w:val="22"/>
+              </w:rPr>
+              <w:t>endmodule</w:t>
+            </w:r>
+            <w:proofErr w:type="spellEnd"/>
+          </w:p>
+          <w:p>
+            <w:pPr>
+              <w:pStyle w:val="ListParagraph"/>
+              <w:spacing w:before="0" w:beforeAutospacing="0" w:after="0" w:afterAutospacing="0"/>
+              <w:rPr>
+                <w:rFonts w:asciiTheme="minorHAnsi" w:hAnsiTheme="minorHAnsi" w:cstheme="minorHAnsi"/>
+                <w:b/>
+                <w:bCs/>
+                <w:sz w:val="22"/>
+                <w:szCs w:val="22"/>
+              </w:rPr>
+            </w:pPr>
+          </w:p>
+          <w:p>
+            <w:pPr>
+              <w:pStyle w:val="ListParagraph"/>
+              <w:spacing w:before="0" w:beforeAutospacing="0" w:after="0" w:afterAutospacing="0"/>
+              <w:rPr>
+                <w:rFonts w:asciiTheme="minorHAnsi" w:hAnsiTheme="minorHAnsi" w:cstheme="minorHAnsi"/>
+                <w:b/>
+                <w:bCs/>
+                <w:sz w:val="22"/>
+                <w:szCs w:val="22"/>
+              </w:rPr>
+            </w:pPr>
+            <w:r>
+              <w:rPr>
+                <w:rFonts w:asciiTheme="minorHAnsi" w:hAnsiTheme="minorHAnsi" w:cstheme="minorHAnsi"/>
+                <w:b/>
+                <w:bCs/>
+                <w:sz w:val="22"/>
+                <w:szCs w:val="22"/>
+              </w:rPr>
+              <w:t>module testbench();</w:t>
+            </w:r>
+          </w:p>
+          <w:p>
+            <w:pPr>
+              <w:pStyle w:val="ListParagraph"/>
+              <w:spacing w:before="0" w:beforeAutospacing="0" w:after="0" w:afterAutospacing="0"/>
+              <w:rPr>
+                <w:rFonts w:asciiTheme="minorHAnsi" w:hAnsiTheme="minorHAnsi" w:cstheme="minorHAnsi"/>
+                <w:b/>
+                <w:bCs/>
+                <w:sz w:val="22"/>
+                <w:szCs w:val="22"/>
+              </w:rPr>
+            </w:pPr>
+          </w:p>
+          <w:p>
+            <w:pPr>
+              <w:pStyle w:val="ListParagraph"/>
+              <w:spacing w:before="0" w:beforeAutospacing="0" w:after="0" w:afterAutospacing="0"/>
+              <w:rPr>
+                <w:rFonts w:asciiTheme="minorHAnsi" w:hAnsiTheme="minorHAnsi" w:cstheme="minorHAnsi"/>
+                <w:b/>
+                <w:bCs/>
+                <w:sz w:val="22"/>
+                <w:szCs w:val="22"/>
+              </w:rPr>
+            </w:pPr>
+            <w:r>
+              <w:rPr>
+                <w:rFonts w:asciiTheme="minorHAnsi" w:hAnsiTheme="minorHAnsi" w:cstheme="minorHAnsi"/>
+                <w:b/>
+                <w:bCs/>
+                <w:sz w:val="22"/>
+                <w:szCs w:val="22"/>
+              </w:rPr>
+              <w:t xml:space="preserve">reg [3:0] </w:t>
+            </w:r>
+            <w:proofErr w:type="spellStart"/>
+            <w:r>
+              <w:rPr>
+                <w:rFonts w:asciiTheme="minorHAnsi" w:hAnsiTheme="minorHAnsi" w:cstheme="minorHAnsi"/>
+                <w:b/>
+                <w:bCs/>
+                <w:sz w:val="22"/>
+                <w:szCs w:val="22"/>
+              </w:rPr>
+              <w:t>a,b</w:t>
+            </w:r>
+            <w:proofErr w:type="spellEnd"/>
+            <w:r>
+              <w:rPr>
+                <w:rFonts w:asciiTheme="minorHAnsi" w:hAnsiTheme="minorHAnsi" w:cstheme="minorHAnsi"/>
+                <w:b/>
+                <w:bCs/>
+                <w:sz w:val="22"/>
+                <w:szCs w:val="22"/>
+              </w:rPr>
+              <w:t>;</w:t>
+            </w:r>
+          </w:p>
+          <w:p>
+            <w:pPr>
+              <w:pStyle w:val="ListParagraph"/>
+              <w:spacing w:before="0" w:beforeAutospacing="0" w:after="0" w:afterAutospacing="0"/>
+              <w:rPr>
+                <w:rFonts w:asciiTheme="minorHAnsi" w:hAnsiTheme="minorHAnsi" w:cstheme="minorHAnsi"/>
+                <w:b/>
+                <w:bCs/>
+                <w:sz w:val="22"/>
+                <w:szCs w:val="22"/>
+              </w:rPr>
+            </w:pPr>
+            <w:r>
+              <w:rPr>
+                <w:rFonts w:asciiTheme="minorHAnsi" w:hAnsiTheme="minorHAnsi" w:cstheme="minorHAnsi"/>
+                <w:b/>
+                <w:bCs/>
+                <w:sz w:val="22"/>
+                <w:szCs w:val="22"/>
+              </w:rPr>
+              <w:t>reg control;</w:t>
+            </w:r>
+          </w:p>
+          <w:p>
+            <w:pPr>
+              <w:pStyle w:val="ListParagraph"/>
+              <w:spacing w:before="0" w:beforeAutospacing="0" w:after="0" w:afterAutospacing="0"/>
+              <w:rPr>
+                <w:rFonts w:asciiTheme="minorHAnsi" w:hAnsiTheme="minorHAnsi" w:cstheme="minorHAnsi"/>
+                <w:b/>
+                <w:bCs/>
+                <w:sz w:val="22"/>
+                <w:szCs w:val="22"/>
+              </w:rPr>
+            </w:pPr>
+            <w:r>
+              <w:rPr>
+                <w:rFonts w:asciiTheme="minorHAnsi" w:hAnsiTheme="minorHAnsi" w:cstheme="minorHAnsi"/>
+                <w:b/>
+                <w:bCs/>
+                <w:sz w:val="22"/>
+                <w:szCs w:val="22"/>
+              </w:rPr>
+              <w:t>wire [3:0] c;</w:t>
+            </w:r>
+          </w:p>
+          <w:p>
+            <w:pPr>
+              <w:pStyle w:val="ListParagraph"/>
+              <w:spacing w:before="0" w:beforeAutospacing="0" w:after="0" w:afterAutospacing="0"/>
+              <w:rPr>
+                <w:rFonts w:asciiTheme="minorHAnsi" w:hAnsiTheme="minorHAnsi" w:cstheme="minorHAnsi"/>
+                <w:b/>
+                <w:bCs/>
+                <w:sz w:val="22"/>
+                <w:szCs w:val="22"/>
+              </w:rPr>
+            </w:pPr>
+          </w:p>
+          <w:p>
+            <w:pPr>
+              <w:pStyle w:val="ListParagraph"/>
+              <w:spacing w:before="0" w:beforeAutospacing="0" w:after="0" w:afterAutospacing="0"/>
+              <w:rPr>
+                <w:rFonts w:asciiTheme="minorHAnsi" w:hAnsiTheme="minorHAnsi" w:cstheme="minorHAnsi"/>
+                <w:b/>
+                <w:bCs/>
+                <w:sz w:val="22"/>
+                <w:szCs w:val="22"/>
+              </w:rPr>
+            </w:pPr>
+            <w:proofErr w:type="spellStart"/>
+            <w:r>
+              <w:rPr>
+                <w:rFonts w:asciiTheme="minorHAnsi" w:hAnsiTheme="minorHAnsi" w:cstheme="minorHAnsi"/>
+                <w:b/>
+                <w:bCs/>
+                <w:sz w:val="22"/>
+                <w:szCs w:val="22"/>
+              </w:rPr>
+              <w:t>addsub</w:t>
+            </w:r>
+            <w:proofErr w:type="spellEnd"/>
+            <w:r>
+              <w:rPr>
+                <w:rFonts w:asciiTheme="minorHAnsi" w:hAnsiTheme="minorHAnsi" w:cstheme="minorHAnsi"/>
+                <w:b/>
+                <w:bCs/>
+                <w:sz w:val="22"/>
+                <w:szCs w:val="22"/>
+              </w:rPr>
+              <w:t xml:space="preserve"> </w:t>
+            </w:r>
+            <w:proofErr w:type="spellStart"/>
+            <w:r>
+              <w:rPr>
+                <w:rFonts w:asciiTheme="minorHAnsi" w:hAnsiTheme="minorHAnsi" w:cstheme="minorHAnsi"/>
+                <w:b/>
+                <w:bCs/>
+                <w:sz w:val="22"/>
+                <w:szCs w:val="22"/>
+              </w:rPr>
+              <w:t>uut</w:t>
+            </w:r>
+            <w:proofErr w:type="spellEnd"/>
+            <w:r>
+              <w:rPr>
+                <w:rFonts w:asciiTheme="minorHAnsi" w:hAnsiTheme="minorHAnsi" w:cstheme="minorHAnsi"/>
+                <w:b/>
+                <w:bCs/>
+                <w:sz w:val="22"/>
+                <w:szCs w:val="22"/>
+              </w:rPr>
+              <w:t>(</w:t>
+            </w:r>
+            <w:proofErr w:type="spellStart"/>
+            <w:r>
+              <w:rPr>
+                <w:rFonts w:asciiTheme="minorHAnsi" w:hAnsiTheme="minorHAnsi" w:cstheme="minorHAnsi"/>
+                <w:b/>
+                <w:bCs/>
+                <w:sz w:val="22"/>
+                <w:szCs w:val="22"/>
+              </w:rPr>
+              <w:t>a,b,control,c</w:t>
+            </w:r>
+            <w:proofErr w:type="spellEnd"/>
+            <w:r>
+              <w:rPr>
+                <w:rFonts w:asciiTheme="minorHAnsi" w:hAnsiTheme="minorHAnsi" w:cstheme="minorHAnsi"/>
+                <w:b/>
+                <w:bCs/>
+                <w:sz w:val="22"/>
+                <w:szCs w:val="22"/>
+              </w:rPr>
+              <w:t>);</w:t>
+            </w:r>
+          </w:p>
+          <w:p>
+            <w:pPr>
+              <w:pStyle w:val="ListParagraph"/>
+              <w:spacing w:before="0" w:beforeAutospacing="0" w:after="0" w:afterAutospacing="0"/>
+              <w:rPr>
+                <w:rFonts w:asciiTheme="minorHAnsi" w:hAnsiTheme="minorHAnsi" w:cstheme="minorHAnsi"/>
+                <w:b/>
+                <w:bCs/>
+                <w:sz w:val="22"/>
+                <w:szCs w:val="22"/>
+              </w:rPr>
+            </w:pPr>
+          </w:p>
+          <w:p>
+            <w:pPr>
+              <w:pStyle w:val="ListParagraph"/>
+              <w:spacing w:before="0" w:beforeAutospacing="0" w:after="0" w:afterAutospacing="0"/>
+              <w:rPr>
+                <w:rFonts w:asciiTheme="minorHAnsi" w:hAnsiTheme="minorHAnsi" w:cstheme="minorHAnsi"/>
+                <w:b/>
+                <w:bCs/>
+                <w:sz w:val="22"/>
+                <w:szCs w:val="22"/>
+              </w:rPr>
+            </w:pPr>
+            <w:r>
+              <w:rPr>
+                <w:rFonts w:asciiTheme="minorHAnsi" w:hAnsiTheme="minorHAnsi" w:cstheme="minorHAnsi"/>
+                <w:b/>
+                <w:bCs/>
+                <w:sz w:val="22"/>
+                <w:szCs w:val="22"/>
+              </w:rPr>
+              <w:t xml:space="preserve">initial </w:t>
+            </w:r>
+          </w:p>
+          <w:p>
+            <w:pPr>
+              <w:pStyle w:val="ListParagraph"/>
+              <w:spacing w:before="0" w:beforeAutospacing="0" w:after="0" w:afterAutospacing="0"/>
+              <w:rPr>
+                <w:rFonts w:asciiTheme="minorHAnsi" w:hAnsiTheme="minorHAnsi" w:cstheme="minorHAnsi"/>
+                <w:b/>
+                <w:bCs/>
+                <w:sz w:val="22"/>
+                <w:szCs w:val="22"/>
+              </w:rPr>
+            </w:pPr>
+            <w:r>
+              <w:rPr>
+                <w:rFonts w:asciiTheme="minorHAnsi" w:hAnsiTheme="minorHAnsi" w:cstheme="minorHAnsi"/>
+                <w:b/>
+                <w:bCs/>
+                <w:sz w:val="22"/>
+                <w:szCs w:val="22"/>
+              </w:rPr>
+              <w:t>begin</w:t>
+            </w:r>
+          </w:p>
+          <w:p>
+            <w:pPr>
+              <w:pStyle w:val="ListParagraph"/>
+              <w:spacing w:before="0" w:beforeAutospacing="0" w:after="0" w:afterAutospacing="0"/>
+              <w:rPr>
+                <w:rFonts w:asciiTheme="minorHAnsi" w:hAnsiTheme="minorHAnsi" w:cstheme="minorHAnsi"/>
+                <w:b/>
+                <w:bCs/>
+                <w:sz w:val="22"/>
+                <w:szCs w:val="22"/>
+              </w:rPr>
+            </w:pPr>
+            <w:r>
+              <w:rPr>
+                <w:rFonts w:asciiTheme="minorHAnsi" w:hAnsiTheme="minorHAnsi" w:cstheme="minorHAnsi"/>
+                <w:b/>
+                <w:bCs/>
+                <w:sz w:val="22"/>
+                <w:szCs w:val="22"/>
+              </w:rPr>
+              <w:t xml:space="preserve"> a = 4'b0000; b = 4'b0101; control = 0;</w:t>
+            </w:r>
+          </w:p>
+          <w:p>
+            <w:pPr>
+              <w:pStyle w:val="ListParagraph"/>
+              <w:spacing w:before="0" w:beforeAutospacing="0" w:after="0" w:afterAutospacing="0"/>
+              <w:rPr>
+                <w:rFonts w:asciiTheme="minorHAnsi" w:hAnsiTheme="minorHAnsi" w:cstheme="minorHAnsi"/>
+                <w:b/>
+                <w:bCs/>
+                <w:sz w:val="22"/>
+                <w:szCs w:val="22"/>
+              </w:rPr>
+            </w:pPr>
+            <w:r>
+              <w:rPr>
+                <w:rFonts w:asciiTheme="minorHAnsi" w:hAnsiTheme="minorHAnsi" w:cstheme="minorHAnsi"/>
+                <w:b/>
+                <w:bCs/>
+                <w:sz w:val="22"/>
+                <w:szCs w:val="22"/>
+              </w:rPr>
+              <w:t xml:space="preserve">    #50;</w:t>
+            </w:r>
+          </w:p>
+          <w:p>
+            <w:pPr>
+              <w:pStyle w:val="ListParagraph"/>
+              <w:spacing w:before="0" w:beforeAutospacing="0" w:after="0" w:afterAutospacing="0"/>
+              <w:rPr>
+                <w:rFonts w:asciiTheme="minorHAnsi" w:hAnsiTheme="minorHAnsi" w:cstheme="minorHAnsi"/>
+                <w:b/>
+                <w:bCs/>
+                <w:sz w:val="22"/>
+                <w:szCs w:val="22"/>
+              </w:rPr>
+            </w:pPr>
+            <w:r>
+              <w:rPr>
+                <w:rFonts w:asciiTheme="minorHAnsi" w:hAnsiTheme="minorHAnsi" w:cstheme="minorHAnsi"/>
+                <w:b/>
+                <w:bCs/>
+                <w:sz w:val="22"/>
+                <w:szCs w:val="22"/>
+              </w:rPr>
+              <w:t xml:space="preserve">    a = 4'b0110; b = 4'b0011; control = 1;</w:t>
+            </w:r>
+          </w:p>
+          <w:p>
+            <w:pPr>
+              <w:pStyle w:val="ListParagraph"/>
+              <w:spacing w:before="0" w:beforeAutospacing="0" w:after="0" w:afterAutospacing="0"/>
+              <w:rPr>
+                <w:rFonts w:asciiTheme="minorHAnsi" w:hAnsiTheme="minorHAnsi" w:cstheme="minorHAnsi"/>
+                <w:b/>
+                <w:bCs/>
+                <w:sz w:val="22"/>
+                <w:szCs w:val="22"/>
+              </w:rPr>
+            </w:pPr>
+            <w:r>
+              <w:rPr>
+                <w:rFonts w:asciiTheme="minorHAnsi" w:hAnsiTheme="minorHAnsi" w:cstheme="minorHAnsi"/>
+                <w:b/>
+                <w:bCs/>
+                <w:sz w:val="22"/>
+                <w:szCs w:val="22"/>
+              </w:rPr>
+              <w:t xml:space="preserve">    #50;</w:t>
+            </w:r>
+          </w:p>
+          <w:p>
+            <w:pPr>
+              <w:pStyle w:val="ListParagraph"/>
+              <w:spacing w:before="0" w:beforeAutospacing="0" w:after="0" w:afterAutospacing="0"/>
+              <w:rPr>
+                <w:rFonts w:asciiTheme="minorHAnsi" w:hAnsiTheme="minorHAnsi" w:cstheme="minorHAnsi"/>
+                <w:b/>
+                <w:bCs/>
+                <w:sz w:val="22"/>
+                <w:szCs w:val="22"/>
+              </w:rPr>
+            </w:pPr>
+            <w:r>
+              <w:rPr>
+                <w:rFonts w:asciiTheme="minorHAnsi" w:hAnsiTheme="minorHAnsi" w:cstheme="minorHAnsi"/>
+                <w:b/>
+                <w:bCs/>
+                <w:sz w:val="22"/>
+                <w:szCs w:val="22"/>
+              </w:rPr>
+              <w:t>end</w:t>
+            </w:r>
+          </w:p>
+          <w:p>
+            <w:pPr>
+              <w:pStyle w:val="ListParagraph"/>
+              <w:spacing w:before="0" w:beforeAutospacing="0" w:after="0" w:afterAutospacing="0"/>
+              <w:rPr>
+                <w:rFonts w:asciiTheme="minorHAnsi" w:hAnsiTheme="minorHAnsi" w:cstheme="minorHAnsi"/>
+                <w:b/>
+                <w:bCs/>
+                <w:sz w:val="22"/>
+                <w:szCs w:val="22"/>
+              </w:rPr>
+            </w:pPr>
+            <w:proofErr w:type="spellStart"/>
+            <w:r>
+              <w:rPr>
+                <w:rFonts w:asciiTheme="minorHAnsi" w:hAnsiTheme="minorHAnsi" w:cstheme="minorHAnsi"/>
+                <w:b/>
+                <w:bCs/>
+                <w:sz w:val="22"/>
+                <w:szCs w:val="22"/>
+              </w:rPr>
+              <w:t>endmodule</w:t>
+            </w:r>
+            <w:proofErr w:type="spellEnd"/>
           </w:p>
           <w:p>
             <w:pPr>
@@ -1665,6 +2396,7 @@
                 <w:sz w:val="26"/>
                 <w:szCs w:val="26"/>
               </w:rPr>
+              <w:lastRenderedPageBreak/>
               <w:t>Output:</w:t>
             </w:r>
           </w:p>
@@ -1690,87 +2422,42 @@
                 <w:sz w:val="22"/>
                 <w:szCs w:val="22"/>
               </w:rPr>
-              <w:t xml:space="preserve">// Import </w:t>
+              <w:drawing>
+                <wp:inline distT="0" distB="0" distL="0" distR="0" wp14:anchorId="566A35C4" wp14:editId="45E4A51C">
+                  <wp:extent cx="6011501" cy="2058725"/>
+                  <wp:effectExtent l="0" t="0" r="8890" b="0"/>
+                  <wp:docPr id="2080986828" name="Picture 1"/>
+                  <wp:cNvGraphicFramePr>
+                    <a:graphicFrameLocks xmlns:a="http://schemas.openxmlformats.org/drawingml/2006/main" noChangeAspect="1"/>
+                  </wp:cNvGraphicFramePr>
+                  <a:graphic xmlns:a="http://schemas.openxmlformats.org/drawingml/2006/main">
+                    <a:graphicData uri="http://schemas.openxmlformats.org/drawingml/2006/picture">
+                      <pic:pic xmlns:pic="http://schemas.openxmlformats.org/drawingml/2006/picture">
+                        <pic:nvPicPr>
+                          <pic:cNvPr id="2080986828" name=""/>
+                          <pic:cNvPicPr/>
+                        </pic:nvPicPr>
+                        <pic:blipFill>
+                          <a:blip r:embed="rId9"/>
+                          <a:stretch>
+                            <a:fillRect/>
+                          </a:stretch>
+                        </pic:blipFill>
+                        <pic:spPr>
+                          <a:xfrm>
+                            <a:off x="0" y="0"/>
+                            <a:ext cx="6014265" cy="2059672"/>
+                          </a:xfrm>
+                          <a:prstGeom prst="rect">
+                            <a:avLst/>
+                          </a:prstGeom>
+                        </pic:spPr>
+                      </pic:pic>
+                    </a:graphicData>
+                  </a:graphic>
+                </wp:inline>
+              </w:drawing>
             </w:r>
-            <w:r>
-              <w:rPr>
-                <w:rFonts w:asciiTheme="minorHAnsi" w:hAnsiTheme="minorHAnsi" w:cstheme="minorHAnsi"/>
-                <w:sz w:val="22"/>
-                <w:szCs w:val="22"/>
-              </w:rPr>
-              <w:t>output</w:t>
-            </w:r>
-            <w:r>
-              <w:rPr>
-                <w:rFonts w:asciiTheme="minorHAnsi" w:hAnsiTheme="minorHAnsi" w:cstheme="minorHAnsi"/>
-                <w:sz w:val="22"/>
-                <w:szCs w:val="22"/>
-              </w:rPr>
-              <w:t xml:space="preserve"> here </w:t>
-            </w:r>
-            <w:r>
-              <w:rPr>
-                <w:rFonts w:ascii="Segoe UI Symbol" w:hAnsi="Segoe UI Symbol" w:cs="Segoe UI Symbol"/>
-                <w:color w:val="474747"/>
-                <w:shd w:val="clear" w:color="auto" w:fill="FFFFFF"/>
-              </w:rPr>
-              <w:t>👇</w:t>
-            </w:r>
-          </w:p>
-          <w:p>
-            <w:pPr>
-              <w:pStyle w:val="ListParagraph"/>
-              <w:spacing w:before="0" w:beforeAutospacing="0" w:after="0" w:afterAutospacing="0"/>
-              <w:rPr>
-                <w:rFonts w:asciiTheme="minorHAnsi" w:hAnsiTheme="minorHAnsi" w:cstheme="minorHAnsi"/>
-                <w:sz w:val="22"/>
-                <w:szCs w:val="22"/>
-              </w:rPr>
-            </w:pPr>
-          </w:p>
-          <w:p>
-            <w:pPr>
-              <w:pStyle w:val="ListParagraph"/>
-              <w:spacing w:before="0" w:beforeAutospacing="0" w:after="0" w:afterAutospacing="0"/>
-              <w:rPr>
-                <w:rFonts w:asciiTheme="minorHAnsi" w:hAnsiTheme="minorHAnsi" w:cstheme="minorHAnsi"/>
-                <w:sz w:val="22"/>
-                <w:szCs w:val="22"/>
-              </w:rPr>
-            </w:pPr>
-          </w:p>
-          <w:p>
-            <w:pPr>
-              <w:pStyle w:val="ListParagraph"/>
-              <w:spacing w:before="0" w:beforeAutospacing="0" w:after="0" w:afterAutospacing="0"/>
-              <w:rPr>
-                <w:rFonts w:asciiTheme="minorHAnsi" w:hAnsiTheme="minorHAnsi" w:cstheme="minorHAnsi"/>
-                <w:sz w:val="22"/>
-                <w:szCs w:val="22"/>
-              </w:rPr>
-            </w:pPr>
-          </w:p>
-          <w:p>
-            <w:pPr>
-              <w:pStyle w:val="ListParagraph"/>
-              <w:spacing w:before="0" w:beforeAutospacing="0" w:after="0" w:afterAutospacing="0"/>
-              <w:rPr>
-                <w:rFonts w:asciiTheme="minorHAnsi" w:hAnsiTheme="minorHAnsi" w:cstheme="minorHAnsi"/>
-                <w:sz w:val="22"/>
-                <w:szCs w:val="22"/>
-              </w:rPr>
-            </w:pPr>
-          </w:p>
-          <w:p>
-            <w:pPr>
-              <w:pStyle w:val="ListParagraph"/>
-              <w:spacing w:before="0" w:beforeAutospacing="0" w:after="240" w:afterAutospacing="0"/>
-              <w:rPr>
-                <w:rFonts w:asciiTheme="minorHAnsi" w:hAnsiTheme="minorHAnsi" w:cstheme="minorHAnsi"/>
-                <w:sz w:val="22"/>
-                <w:szCs w:val="22"/>
-              </w:rPr>
-            </w:pPr>
           </w:p>
         </w:tc>
       </w:tr>
@@ -2297,25 +2984,7 @@
           <w:lang w:val="en-GB"/>
         </w:rPr>
         <w:lastRenderedPageBreak/>
-        <w:t xml:space="preserve">Task </w:t>
-      </w:r>
-      <w:r>
-        <w:rPr>
-          <w:b/>
-          <w:sz w:val="28"/>
-          <w:szCs w:val="28"/>
-          <w:lang w:val="en-GB"/>
-        </w:rPr>
-        <w:t>3</w:t>
-      </w:r>
-      <w:r>
-        <w:rPr>
-          <w:b/>
-          <w:sz w:val="28"/>
-          <w:szCs w:val="28"/>
-          <w:lang w:val="en-GB"/>
-        </w:rPr>
-        <w:t>:</w:t>
+        <w:t>Task 3:</w:t>
       </w:r>
     </w:p>
     <w:p>
@@ -2706,8 +3375,8 @@
       </w:pPr>
     </w:p>
     <w:sectPr>
-      <w:headerReference w:type="default" r:id="rId9"/>
-      <w:footerReference w:type="default" r:id="rId10"/>
+      <w:headerReference w:type="default" r:id="rId10"/>
+      <w:footerReference w:type="default" r:id="rId11"/>
       <w:type w:val="continuous"/>
       <w:pgSz w:w="11907" w:h="16839" w:code="9"/>
       <w:pgMar w:top="1440" w:right="1080" w:bottom="1440" w:left="1080" w:header="720" w:footer="720" w:gutter="0"/>

--- a/lab3/Lab3_24I-6505.docx
+++ b/lab3/Lab3_24I-6505.docx
@@ -442,7 +442,29 @@
           <w:sz w:val="44"/>
           <w:szCs w:val="44"/>
         </w:rPr>
-        <w:t>Behavioral-level Verilog</w:t>
+        <w:t>Behavioral-</w:t>
+      </w:r>
+      <w:r>
+        <w:rPr>
+          <w:rFonts w:asciiTheme="minorHAnsi" w:hAnsiTheme="minorHAnsi" w:cstheme="minorHAnsi"/>
+          <w:b/>
+          <w:bCs/>
+          <w:color w:val="FF0000"/>
+          <w:sz w:val="44"/>
+          <w:szCs w:val="44"/>
+        </w:rPr>
+        <w:t>L</w:t>
+      </w:r>
+      <w:r>
+        <w:rPr>
+          <w:rFonts w:asciiTheme="minorHAnsi" w:hAnsiTheme="minorHAnsi" w:cstheme="minorHAnsi"/>
+          <w:b/>
+          <w:bCs/>
+          <w:color w:val="FF0000"/>
+          <w:sz w:val="44"/>
+          <w:szCs w:val="44"/>
+        </w:rPr>
+        <w:t>evel Verilog</w:t>
       </w:r>
     </w:p>
     <w:p>
@@ -2419,6 +2441,7 @@
             <w:r>
               <w:rPr>
                 <w:rFonts w:asciiTheme="minorHAnsi" w:hAnsiTheme="minorHAnsi" w:cstheme="minorHAnsi"/>
+                <w:noProof/>
                 <w:sz w:val="22"/>
                 <w:szCs w:val="22"/>
               </w:rPr>
@@ -2592,56 +2615,12 @@
                 <w:sz w:val="22"/>
                 <w:szCs w:val="22"/>
               </w:rPr>
-              <w:t xml:space="preserve">// Write description of the task here </w:t>
-            </w:r>
-            <w:r>
-              <w:rPr>
-                <w:rFonts w:ascii="Segoe UI Symbol" w:hAnsi="Segoe UI Symbol" w:cs="Segoe UI Symbol"/>
-                <w:sz w:val="22"/>
-                <w:szCs w:val="22"/>
-              </w:rPr>
-              <w:t>👇</w:t>
-            </w:r>
-            <w:r>
-              <w:rPr>
-                <w:rFonts w:asciiTheme="minorHAnsi" w:hAnsiTheme="minorHAnsi" w:cstheme="minorHAnsi"/>
-                <w:sz w:val="22"/>
-                <w:szCs w:val="22"/>
-              </w:rPr>
-              <w:t xml:space="preserve"> (max. five </w:t>
-            </w:r>
-            <w:r>
-              <w:rPr>
-                <w:rFonts w:asciiTheme="minorHAnsi" w:hAnsiTheme="minorHAnsi" w:cstheme="minorHAnsi"/>
-                <w:sz w:val="22"/>
-                <w:szCs w:val="22"/>
-              </w:rPr>
-              <w:t xml:space="preserve">to seven </w:t>
-            </w:r>
-            <w:r>
-              <w:rPr>
-                <w:rFonts w:asciiTheme="minorHAnsi" w:hAnsiTheme="minorHAnsi" w:cstheme="minorHAnsi"/>
-                <w:sz w:val="22"/>
-                <w:szCs w:val="22"/>
-              </w:rPr>
-              <w:t>lines)</w:t>
-            </w:r>
-          </w:p>
-          <w:p>
-            <w:pPr>
-              <w:pStyle w:val="ListParagraph"/>
-              <w:spacing w:before="120" w:beforeAutospacing="0" w:after="120" w:afterAutospacing="0"/>
-              <w:rPr>
-                <w:rFonts w:asciiTheme="minorHAnsi" w:hAnsiTheme="minorHAnsi" w:cstheme="minorHAnsi"/>
-                <w:sz w:val="22"/>
-                <w:szCs w:val="22"/>
-              </w:rPr>
-            </w:pPr>
-          </w:p>
-          <w:p>
-            <w:pPr>
-              <w:pStyle w:val="ListParagraph"/>
-              <w:spacing w:before="120" w:beforeAutospacing="0" w:after="120" w:afterAutospacing="0"/>
+              <w:t xml:space="preserve">We had to make a 2x1 MUX, where the select bit decided whether the output would be ‘a &amp; b’ or ‘a | b’. This was to be done using behavior level Verilog. </w:t>
+            </w:r>
+          </w:p>
+          <w:p>
+            <w:pPr>
+              <w:pStyle w:val="ListParagraph"/>
               <w:rPr>
                 <w:rFonts w:asciiTheme="minorHAnsi" w:hAnsiTheme="minorHAnsi" w:cstheme="minorHAnsi"/>
                 <w:sz w:val="22"/>
@@ -2689,68 +2668,1115 @@
           <w:p>
             <w:pPr>
               <w:pStyle w:val="ListParagraph"/>
-              <w:rPr>
-                <w:rFonts w:ascii="Segoe UI Symbol" w:hAnsi="Segoe UI Symbol" w:cs="Segoe UI Symbol"/>
-                <w:color w:val="474747"/>
-                <w:shd w:val="clear" w:color="auto" w:fill="FFFFFF"/>
-              </w:rPr>
-            </w:pPr>
-            <w:r>
-              <w:rPr>
-                <w:rFonts w:asciiTheme="minorHAnsi" w:hAnsiTheme="minorHAnsi" w:cstheme="minorHAnsi"/>
-                <w:sz w:val="22"/>
-                <w:szCs w:val="22"/>
-              </w:rPr>
-              <w:t xml:space="preserve">// Paste source code here </w:t>
-            </w:r>
-            <w:r>
-              <w:rPr>
-                <w:rFonts w:ascii="Segoe UI Symbol" w:hAnsi="Segoe UI Symbol" w:cs="Segoe UI Symbol"/>
-                <w:color w:val="474747"/>
-                <w:shd w:val="clear" w:color="auto" w:fill="FFFFFF"/>
-              </w:rPr>
-              <w:t>👇</w:t>
-            </w:r>
-          </w:p>
-          <w:p>
-            <w:pPr>
-              <w:pStyle w:val="ListParagraph"/>
-              <w:spacing w:before="0" w:beforeAutospacing="0" w:after="0" w:afterAutospacing="0"/>
-              <w:rPr>
-                <w:rFonts w:asciiTheme="minorHAnsi" w:hAnsiTheme="minorHAnsi" w:cstheme="minorHAnsi"/>
-                <w:sz w:val="22"/>
-                <w:szCs w:val="22"/>
-              </w:rPr>
-            </w:pPr>
-          </w:p>
-          <w:p>
-            <w:pPr>
-              <w:pStyle w:val="ListParagraph"/>
-              <w:spacing w:before="0" w:beforeAutospacing="0" w:after="0" w:afterAutospacing="0"/>
-              <w:rPr>
-                <w:rFonts w:asciiTheme="minorHAnsi" w:hAnsiTheme="minorHAnsi" w:cstheme="minorHAnsi"/>
-                <w:sz w:val="22"/>
-                <w:szCs w:val="22"/>
-              </w:rPr>
-            </w:pPr>
-          </w:p>
-          <w:p>
-            <w:pPr>
-              <w:pStyle w:val="ListParagraph"/>
-              <w:spacing w:before="0" w:beforeAutospacing="0" w:after="0" w:afterAutospacing="0"/>
-              <w:rPr>
-                <w:rFonts w:asciiTheme="minorHAnsi" w:hAnsiTheme="minorHAnsi" w:cstheme="minorHAnsi"/>
-                <w:sz w:val="22"/>
-                <w:szCs w:val="22"/>
-              </w:rPr>
-            </w:pPr>
-          </w:p>
-          <w:p>
-            <w:pPr>
-              <w:pStyle w:val="ListParagraph"/>
-              <w:spacing w:before="0" w:beforeAutospacing="0" w:after="240" w:afterAutospacing="0"/>
-              <w:rPr>
-                <w:rFonts w:asciiTheme="minorHAnsi" w:hAnsiTheme="minorHAnsi" w:cstheme="minorHAnsi"/>
+              <w:spacing w:before="0" w:beforeAutospacing="0" w:after="0" w:afterAutospacing="0"/>
+              <w:rPr>
+                <w:rFonts w:asciiTheme="minorHAnsi" w:hAnsiTheme="minorHAnsi" w:cstheme="minorHAnsi"/>
+                <w:b/>
+                <w:bCs/>
+                <w:sz w:val="22"/>
+                <w:szCs w:val="22"/>
+              </w:rPr>
+            </w:pPr>
+            <w:r>
+              <w:rPr>
+                <w:rFonts w:asciiTheme="minorHAnsi" w:hAnsiTheme="minorHAnsi" w:cstheme="minorHAnsi"/>
+                <w:b/>
+                <w:bCs/>
+                <w:sz w:val="22"/>
+                <w:szCs w:val="22"/>
+              </w:rPr>
+              <w:t xml:space="preserve">module </w:t>
+            </w:r>
+            <w:proofErr w:type="spellStart"/>
+            <w:r>
+              <w:rPr>
+                <w:rFonts w:asciiTheme="minorHAnsi" w:hAnsiTheme="minorHAnsi" w:cstheme="minorHAnsi"/>
+                <w:b/>
+                <w:bCs/>
+                <w:sz w:val="22"/>
+                <w:szCs w:val="22"/>
+              </w:rPr>
+              <w:t>twoonemux</w:t>
+            </w:r>
+            <w:proofErr w:type="spellEnd"/>
+            <w:r>
+              <w:rPr>
+                <w:rFonts w:asciiTheme="minorHAnsi" w:hAnsiTheme="minorHAnsi" w:cstheme="minorHAnsi"/>
+                <w:b/>
+                <w:bCs/>
+                <w:sz w:val="22"/>
+                <w:szCs w:val="22"/>
+              </w:rPr>
+              <w:t>(</w:t>
+            </w:r>
+            <w:proofErr w:type="spellStart"/>
+            <w:r>
+              <w:rPr>
+                <w:rFonts w:asciiTheme="minorHAnsi" w:hAnsiTheme="minorHAnsi" w:cstheme="minorHAnsi"/>
+                <w:b/>
+                <w:bCs/>
+                <w:sz w:val="22"/>
+                <w:szCs w:val="22"/>
+              </w:rPr>
+              <w:t>a,b,select,c</w:t>
+            </w:r>
+            <w:proofErr w:type="spellEnd"/>
+            <w:r>
+              <w:rPr>
+                <w:rFonts w:asciiTheme="minorHAnsi" w:hAnsiTheme="minorHAnsi" w:cstheme="minorHAnsi"/>
+                <w:b/>
+                <w:bCs/>
+                <w:sz w:val="22"/>
+                <w:szCs w:val="22"/>
+              </w:rPr>
+              <w:t>);</w:t>
+            </w:r>
+          </w:p>
+          <w:p>
+            <w:pPr>
+              <w:pStyle w:val="ListParagraph"/>
+              <w:spacing w:before="0" w:beforeAutospacing="0" w:after="0" w:afterAutospacing="0"/>
+              <w:rPr>
+                <w:rFonts w:asciiTheme="minorHAnsi" w:hAnsiTheme="minorHAnsi" w:cstheme="minorHAnsi"/>
+                <w:b/>
+                <w:bCs/>
+                <w:sz w:val="22"/>
+                <w:szCs w:val="22"/>
+              </w:rPr>
+            </w:pPr>
+          </w:p>
+          <w:p>
+            <w:pPr>
+              <w:pStyle w:val="ListParagraph"/>
+              <w:spacing w:before="0" w:beforeAutospacing="0" w:after="0" w:afterAutospacing="0"/>
+              <w:rPr>
+                <w:rFonts w:asciiTheme="minorHAnsi" w:hAnsiTheme="minorHAnsi" w:cstheme="minorHAnsi"/>
+                <w:b/>
+                <w:bCs/>
+                <w:sz w:val="22"/>
+                <w:szCs w:val="22"/>
+              </w:rPr>
+            </w:pPr>
+            <w:r>
+              <w:rPr>
+                <w:rFonts w:asciiTheme="minorHAnsi" w:hAnsiTheme="minorHAnsi" w:cstheme="minorHAnsi"/>
+                <w:b/>
+                <w:bCs/>
+                <w:sz w:val="22"/>
+                <w:szCs w:val="22"/>
+              </w:rPr>
+              <w:t xml:space="preserve">input </w:t>
+            </w:r>
+            <w:proofErr w:type="spellStart"/>
+            <w:r>
+              <w:rPr>
+                <w:rFonts w:asciiTheme="minorHAnsi" w:hAnsiTheme="minorHAnsi" w:cstheme="minorHAnsi"/>
+                <w:b/>
+                <w:bCs/>
+                <w:sz w:val="22"/>
+                <w:szCs w:val="22"/>
+              </w:rPr>
+              <w:t>a,b</w:t>
+            </w:r>
+            <w:proofErr w:type="spellEnd"/>
+            <w:r>
+              <w:rPr>
+                <w:rFonts w:asciiTheme="minorHAnsi" w:hAnsiTheme="minorHAnsi" w:cstheme="minorHAnsi"/>
+                <w:b/>
+                <w:bCs/>
+                <w:sz w:val="22"/>
+                <w:szCs w:val="22"/>
+              </w:rPr>
+              <w:t>;</w:t>
+            </w:r>
+          </w:p>
+          <w:p>
+            <w:pPr>
+              <w:pStyle w:val="ListParagraph"/>
+              <w:spacing w:before="0" w:beforeAutospacing="0" w:after="0" w:afterAutospacing="0"/>
+              <w:rPr>
+                <w:rFonts w:asciiTheme="minorHAnsi" w:hAnsiTheme="minorHAnsi" w:cstheme="minorHAnsi"/>
+                <w:b/>
+                <w:bCs/>
+                <w:sz w:val="22"/>
+                <w:szCs w:val="22"/>
+              </w:rPr>
+            </w:pPr>
+            <w:r>
+              <w:rPr>
+                <w:rFonts w:asciiTheme="minorHAnsi" w:hAnsiTheme="minorHAnsi" w:cstheme="minorHAnsi"/>
+                <w:b/>
+                <w:bCs/>
+                <w:sz w:val="22"/>
+                <w:szCs w:val="22"/>
+              </w:rPr>
+              <w:t>input select;</w:t>
+            </w:r>
+          </w:p>
+          <w:p>
+            <w:pPr>
+              <w:pStyle w:val="ListParagraph"/>
+              <w:spacing w:before="0" w:beforeAutospacing="0" w:after="0" w:afterAutospacing="0"/>
+              <w:rPr>
+                <w:rFonts w:asciiTheme="minorHAnsi" w:hAnsiTheme="minorHAnsi" w:cstheme="minorHAnsi"/>
+                <w:b/>
+                <w:bCs/>
+                <w:sz w:val="22"/>
+                <w:szCs w:val="22"/>
+              </w:rPr>
+            </w:pPr>
+            <w:r>
+              <w:rPr>
+                <w:rFonts w:asciiTheme="minorHAnsi" w:hAnsiTheme="minorHAnsi" w:cstheme="minorHAnsi"/>
+                <w:b/>
+                <w:bCs/>
+                <w:sz w:val="22"/>
+                <w:szCs w:val="22"/>
+              </w:rPr>
+              <w:t>output reg c;</w:t>
+            </w:r>
+          </w:p>
+          <w:p>
+            <w:pPr>
+              <w:pStyle w:val="ListParagraph"/>
+              <w:spacing w:before="0" w:beforeAutospacing="0" w:after="0" w:afterAutospacing="0"/>
+              <w:rPr>
+                <w:rFonts w:asciiTheme="minorHAnsi" w:hAnsiTheme="minorHAnsi" w:cstheme="minorHAnsi"/>
+                <w:b/>
+                <w:bCs/>
+                <w:sz w:val="22"/>
+                <w:szCs w:val="22"/>
+              </w:rPr>
+            </w:pPr>
+          </w:p>
+          <w:p>
+            <w:pPr>
+              <w:pStyle w:val="ListParagraph"/>
+              <w:spacing w:before="0" w:beforeAutospacing="0" w:after="0" w:afterAutospacing="0"/>
+              <w:rPr>
+                <w:rFonts w:asciiTheme="minorHAnsi" w:hAnsiTheme="minorHAnsi" w:cstheme="minorHAnsi"/>
+                <w:b/>
+                <w:bCs/>
+                <w:sz w:val="22"/>
+                <w:szCs w:val="22"/>
+              </w:rPr>
+            </w:pPr>
+            <w:r>
+              <w:rPr>
+                <w:rFonts w:asciiTheme="minorHAnsi" w:hAnsiTheme="minorHAnsi" w:cstheme="minorHAnsi"/>
+                <w:b/>
+                <w:bCs/>
+                <w:sz w:val="22"/>
+                <w:szCs w:val="22"/>
+              </w:rPr>
+              <w:t>always @ *</w:t>
+            </w:r>
+          </w:p>
+          <w:p>
+            <w:pPr>
+              <w:pStyle w:val="ListParagraph"/>
+              <w:spacing w:before="0" w:beforeAutospacing="0" w:after="0" w:afterAutospacing="0"/>
+              <w:rPr>
+                <w:rFonts w:asciiTheme="minorHAnsi" w:hAnsiTheme="minorHAnsi" w:cstheme="minorHAnsi"/>
+                <w:b/>
+                <w:bCs/>
+                <w:sz w:val="22"/>
+                <w:szCs w:val="22"/>
+              </w:rPr>
+            </w:pPr>
+            <w:r>
+              <w:rPr>
+                <w:rFonts w:asciiTheme="minorHAnsi" w:hAnsiTheme="minorHAnsi" w:cstheme="minorHAnsi"/>
+                <w:b/>
+                <w:bCs/>
+                <w:sz w:val="22"/>
+                <w:szCs w:val="22"/>
+              </w:rPr>
+              <w:t>begin</w:t>
+            </w:r>
+          </w:p>
+          <w:p>
+            <w:pPr>
+              <w:pStyle w:val="ListParagraph"/>
+              <w:spacing w:before="0" w:beforeAutospacing="0" w:after="0" w:afterAutospacing="0"/>
+              <w:rPr>
+                <w:rFonts w:asciiTheme="minorHAnsi" w:hAnsiTheme="minorHAnsi" w:cstheme="minorHAnsi"/>
+                <w:b/>
+                <w:bCs/>
+                <w:sz w:val="22"/>
+                <w:szCs w:val="22"/>
+              </w:rPr>
+            </w:pPr>
+          </w:p>
+          <w:p>
+            <w:pPr>
+              <w:pStyle w:val="ListParagraph"/>
+              <w:spacing w:before="0" w:beforeAutospacing="0" w:after="0" w:afterAutospacing="0"/>
+              <w:rPr>
+                <w:rFonts w:asciiTheme="minorHAnsi" w:hAnsiTheme="minorHAnsi" w:cstheme="minorHAnsi"/>
+                <w:b/>
+                <w:bCs/>
+                <w:sz w:val="22"/>
+                <w:szCs w:val="22"/>
+              </w:rPr>
+            </w:pPr>
+            <w:r>
+              <w:rPr>
+                <w:rFonts w:asciiTheme="minorHAnsi" w:hAnsiTheme="minorHAnsi" w:cstheme="minorHAnsi"/>
+                <w:b/>
+                <w:bCs/>
+                <w:sz w:val="22"/>
+                <w:szCs w:val="22"/>
+              </w:rPr>
+              <w:t>if (select == 0)</w:t>
+            </w:r>
+          </w:p>
+          <w:p>
+            <w:pPr>
+              <w:pStyle w:val="ListParagraph"/>
+              <w:spacing w:before="0" w:beforeAutospacing="0" w:after="0" w:afterAutospacing="0"/>
+              <w:rPr>
+                <w:rFonts w:asciiTheme="minorHAnsi" w:hAnsiTheme="minorHAnsi" w:cstheme="minorHAnsi"/>
+                <w:b/>
+                <w:bCs/>
+                <w:sz w:val="22"/>
+                <w:szCs w:val="22"/>
+              </w:rPr>
+            </w:pPr>
+            <w:r>
+              <w:rPr>
+                <w:rFonts w:asciiTheme="minorHAnsi" w:hAnsiTheme="minorHAnsi" w:cstheme="minorHAnsi"/>
+                <w:b/>
+                <w:bCs/>
+                <w:sz w:val="22"/>
+                <w:szCs w:val="22"/>
+              </w:rPr>
+              <w:t>c = a &amp; b;</w:t>
+            </w:r>
+          </w:p>
+          <w:p>
+            <w:pPr>
+              <w:pStyle w:val="ListParagraph"/>
+              <w:spacing w:before="0" w:beforeAutospacing="0" w:after="0" w:afterAutospacing="0"/>
+              <w:rPr>
+                <w:rFonts w:asciiTheme="minorHAnsi" w:hAnsiTheme="minorHAnsi" w:cstheme="minorHAnsi"/>
+                <w:b/>
+                <w:bCs/>
+                <w:sz w:val="22"/>
+                <w:szCs w:val="22"/>
+              </w:rPr>
+            </w:pPr>
+            <w:r>
+              <w:rPr>
+                <w:rFonts w:asciiTheme="minorHAnsi" w:hAnsiTheme="minorHAnsi" w:cstheme="minorHAnsi"/>
+                <w:b/>
+                <w:bCs/>
+                <w:sz w:val="22"/>
+                <w:szCs w:val="22"/>
+              </w:rPr>
+              <w:t>else if (select == 1)</w:t>
+            </w:r>
+          </w:p>
+          <w:p>
+            <w:pPr>
+              <w:pStyle w:val="ListParagraph"/>
+              <w:spacing w:before="0" w:beforeAutospacing="0" w:after="0" w:afterAutospacing="0"/>
+              <w:rPr>
+                <w:rFonts w:asciiTheme="minorHAnsi" w:hAnsiTheme="minorHAnsi" w:cstheme="minorHAnsi"/>
+                <w:b/>
+                <w:bCs/>
+                <w:sz w:val="22"/>
+                <w:szCs w:val="22"/>
+              </w:rPr>
+            </w:pPr>
+            <w:r>
+              <w:rPr>
+                <w:rFonts w:asciiTheme="minorHAnsi" w:hAnsiTheme="minorHAnsi" w:cstheme="minorHAnsi"/>
+                <w:b/>
+                <w:bCs/>
+                <w:sz w:val="22"/>
+                <w:szCs w:val="22"/>
+              </w:rPr>
+              <w:t>c = a + b;</w:t>
+            </w:r>
+          </w:p>
+          <w:p>
+            <w:pPr>
+              <w:pStyle w:val="ListParagraph"/>
+              <w:spacing w:before="0" w:beforeAutospacing="0" w:after="0" w:afterAutospacing="0"/>
+              <w:rPr>
+                <w:rFonts w:asciiTheme="minorHAnsi" w:hAnsiTheme="minorHAnsi" w:cstheme="minorHAnsi"/>
+                <w:b/>
+                <w:bCs/>
+                <w:sz w:val="22"/>
+                <w:szCs w:val="22"/>
+              </w:rPr>
+            </w:pPr>
+            <w:r>
+              <w:rPr>
+                <w:rFonts w:asciiTheme="minorHAnsi" w:hAnsiTheme="minorHAnsi" w:cstheme="minorHAnsi"/>
+                <w:b/>
+                <w:bCs/>
+                <w:sz w:val="22"/>
+                <w:szCs w:val="22"/>
+              </w:rPr>
+              <w:t>end</w:t>
+            </w:r>
+          </w:p>
+          <w:p>
+            <w:pPr>
+              <w:pStyle w:val="ListParagraph"/>
+              <w:spacing w:before="0" w:beforeAutospacing="0" w:after="0" w:afterAutospacing="0"/>
+              <w:rPr>
+                <w:rFonts w:asciiTheme="minorHAnsi" w:hAnsiTheme="minorHAnsi" w:cstheme="minorHAnsi"/>
+                <w:b/>
+                <w:bCs/>
+                <w:sz w:val="22"/>
+                <w:szCs w:val="22"/>
+              </w:rPr>
+            </w:pPr>
+          </w:p>
+          <w:p>
+            <w:pPr>
+              <w:pStyle w:val="ListParagraph"/>
+              <w:spacing w:before="0" w:beforeAutospacing="0" w:after="0" w:afterAutospacing="0"/>
+              <w:rPr>
+                <w:rFonts w:asciiTheme="minorHAnsi" w:hAnsiTheme="minorHAnsi" w:cstheme="minorHAnsi"/>
+                <w:b/>
+                <w:bCs/>
+                <w:sz w:val="22"/>
+                <w:szCs w:val="22"/>
+              </w:rPr>
+            </w:pPr>
+            <w:proofErr w:type="spellStart"/>
+            <w:r>
+              <w:rPr>
+                <w:rFonts w:asciiTheme="minorHAnsi" w:hAnsiTheme="minorHAnsi" w:cstheme="minorHAnsi"/>
+                <w:b/>
+                <w:bCs/>
+                <w:sz w:val="22"/>
+                <w:szCs w:val="22"/>
+              </w:rPr>
+              <w:t>endmodule</w:t>
+            </w:r>
+            <w:proofErr w:type="spellEnd"/>
+          </w:p>
+          <w:p>
+            <w:pPr>
+              <w:pStyle w:val="ListParagraph"/>
+              <w:spacing w:before="0" w:beforeAutospacing="0" w:after="0" w:afterAutospacing="0"/>
+              <w:rPr>
+                <w:rFonts w:asciiTheme="minorHAnsi" w:hAnsiTheme="minorHAnsi" w:cstheme="minorHAnsi"/>
+                <w:b/>
+                <w:bCs/>
+                <w:sz w:val="22"/>
+                <w:szCs w:val="22"/>
+              </w:rPr>
+            </w:pPr>
+          </w:p>
+          <w:p>
+            <w:pPr>
+              <w:pStyle w:val="ListParagraph"/>
+              <w:spacing w:before="0" w:beforeAutospacing="0" w:after="0" w:afterAutospacing="0"/>
+              <w:rPr>
+                <w:rFonts w:asciiTheme="minorHAnsi" w:hAnsiTheme="minorHAnsi" w:cstheme="minorHAnsi"/>
+                <w:b/>
+                <w:bCs/>
+                <w:sz w:val="22"/>
+                <w:szCs w:val="22"/>
+              </w:rPr>
+            </w:pPr>
+            <w:r>
+              <w:rPr>
+                <w:rFonts w:asciiTheme="minorHAnsi" w:hAnsiTheme="minorHAnsi" w:cstheme="minorHAnsi"/>
+                <w:b/>
+                <w:bCs/>
+                <w:sz w:val="22"/>
+                <w:szCs w:val="22"/>
+              </w:rPr>
+              <w:t>module testbench();</w:t>
+            </w:r>
+          </w:p>
+          <w:p>
+            <w:pPr>
+              <w:pStyle w:val="ListParagraph"/>
+              <w:spacing w:before="0" w:beforeAutospacing="0" w:after="0" w:afterAutospacing="0"/>
+              <w:rPr>
+                <w:rFonts w:asciiTheme="minorHAnsi" w:hAnsiTheme="minorHAnsi" w:cstheme="minorHAnsi"/>
+                <w:b/>
+                <w:bCs/>
+                <w:sz w:val="22"/>
+                <w:szCs w:val="22"/>
+              </w:rPr>
+            </w:pPr>
+          </w:p>
+          <w:p>
+            <w:pPr>
+              <w:pStyle w:val="ListParagraph"/>
+              <w:spacing w:before="0" w:beforeAutospacing="0" w:after="0" w:afterAutospacing="0"/>
+              <w:rPr>
+                <w:rFonts w:asciiTheme="minorHAnsi" w:hAnsiTheme="minorHAnsi" w:cstheme="minorHAnsi"/>
+                <w:b/>
+                <w:bCs/>
+                <w:sz w:val="22"/>
+                <w:szCs w:val="22"/>
+              </w:rPr>
+            </w:pPr>
+            <w:r>
+              <w:rPr>
+                <w:rFonts w:asciiTheme="minorHAnsi" w:hAnsiTheme="minorHAnsi" w:cstheme="minorHAnsi"/>
+                <w:b/>
+                <w:bCs/>
+                <w:sz w:val="22"/>
+                <w:szCs w:val="22"/>
+              </w:rPr>
+              <w:t xml:space="preserve">reg </w:t>
+            </w:r>
+            <w:proofErr w:type="spellStart"/>
+            <w:r>
+              <w:rPr>
+                <w:rFonts w:asciiTheme="minorHAnsi" w:hAnsiTheme="minorHAnsi" w:cstheme="minorHAnsi"/>
+                <w:b/>
+                <w:bCs/>
+                <w:sz w:val="22"/>
+                <w:szCs w:val="22"/>
+              </w:rPr>
+              <w:t>a,b</w:t>
+            </w:r>
+            <w:proofErr w:type="spellEnd"/>
+            <w:r>
+              <w:rPr>
+                <w:rFonts w:asciiTheme="minorHAnsi" w:hAnsiTheme="minorHAnsi" w:cstheme="minorHAnsi"/>
+                <w:b/>
+                <w:bCs/>
+                <w:sz w:val="22"/>
+                <w:szCs w:val="22"/>
+              </w:rPr>
+              <w:t>;</w:t>
+            </w:r>
+          </w:p>
+          <w:p>
+            <w:pPr>
+              <w:pStyle w:val="ListParagraph"/>
+              <w:spacing w:before="0" w:beforeAutospacing="0" w:after="0" w:afterAutospacing="0"/>
+              <w:rPr>
+                <w:rFonts w:asciiTheme="minorHAnsi" w:hAnsiTheme="minorHAnsi" w:cstheme="minorHAnsi"/>
+                <w:b/>
+                <w:bCs/>
+                <w:sz w:val="22"/>
+                <w:szCs w:val="22"/>
+              </w:rPr>
+            </w:pPr>
+            <w:r>
+              <w:rPr>
+                <w:rFonts w:asciiTheme="minorHAnsi" w:hAnsiTheme="minorHAnsi" w:cstheme="minorHAnsi"/>
+                <w:b/>
+                <w:bCs/>
+                <w:sz w:val="22"/>
+                <w:szCs w:val="22"/>
+              </w:rPr>
+              <w:t>reg select;</w:t>
+            </w:r>
+          </w:p>
+          <w:p>
+            <w:pPr>
+              <w:pStyle w:val="ListParagraph"/>
+              <w:spacing w:before="0" w:beforeAutospacing="0" w:after="0" w:afterAutospacing="0"/>
+              <w:rPr>
+                <w:rFonts w:asciiTheme="minorHAnsi" w:hAnsiTheme="minorHAnsi" w:cstheme="minorHAnsi"/>
+                <w:b/>
+                <w:bCs/>
+                <w:sz w:val="22"/>
+                <w:szCs w:val="22"/>
+              </w:rPr>
+            </w:pPr>
+            <w:r>
+              <w:rPr>
+                <w:rFonts w:asciiTheme="minorHAnsi" w:hAnsiTheme="minorHAnsi" w:cstheme="minorHAnsi"/>
+                <w:b/>
+                <w:bCs/>
+                <w:sz w:val="22"/>
+                <w:szCs w:val="22"/>
+              </w:rPr>
+              <w:t>wire c;</w:t>
+            </w:r>
+          </w:p>
+          <w:p>
+            <w:pPr>
+              <w:pStyle w:val="ListParagraph"/>
+              <w:spacing w:before="0" w:beforeAutospacing="0" w:after="0" w:afterAutospacing="0"/>
+              <w:rPr>
+                <w:rFonts w:asciiTheme="minorHAnsi" w:hAnsiTheme="minorHAnsi" w:cstheme="minorHAnsi"/>
+                <w:b/>
+                <w:bCs/>
+                <w:sz w:val="22"/>
+                <w:szCs w:val="22"/>
+              </w:rPr>
+            </w:pPr>
+          </w:p>
+          <w:p>
+            <w:pPr>
+              <w:pStyle w:val="ListParagraph"/>
+              <w:spacing w:before="0" w:beforeAutospacing="0" w:after="0" w:afterAutospacing="0"/>
+              <w:rPr>
+                <w:rFonts w:asciiTheme="minorHAnsi" w:hAnsiTheme="minorHAnsi" w:cstheme="minorHAnsi"/>
+                <w:b/>
+                <w:bCs/>
+                <w:sz w:val="22"/>
+                <w:szCs w:val="22"/>
+              </w:rPr>
+            </w:pPr>
+            <w:proofErr w:type="spellStart"/>
+            <w:r>
+              <w:rPr>
+                <w:rFonts w:asciiTheme="minorHAnsi" w:hAnsiTheme="minorHAnsi" w:cstheme="minorHAnsi"/>
+                <w:b/>
+                <w:bCs/>
+                <w:sz w:val="22"/>
+                <w:szCs w:val="22"/>
+              </w:rPr>
+              <w:t>twoonemux</w:t>
+            </w:r>
+            <w:proofErr w:type="spellEnd"/>
+            <w:r>
+              <w:rPr>
+                <w:rFonts w:asciiTheme="minorHAnsi" w:hAnsiTheme="minorHAnsi" w:cstheme="minorHAnsi"/>
+                <w:b/>
+                <w:bCs/>
+                <w:sz w:val="22"/>
+                <w:szCs w:val="22"/>
+              </w:rPr>
+              <w:t xml:space="preserve"> </w:t>
+            </w:r>
+            <w:proofErr w:type="spellStart"/>
+            <w:r>
+              <w:rPr>
+                <w:rFonts w:asciiTheme="minorHAnsi" w:hAnsiTheme="minorHAnsi" w:cstheme="minorHAnsi"/>
+                <w:b/>
+                <w:bCs/>
+                <w:sz w:val="22"/>
+                <w:szCs w:val="22"/>
+              </w:rPr>
+              <w:t>uut</w:t>
+            </w:r>
+            <w:proofErr w:type="spellEnd"/>
+            <w:r>
+              <w:rPr>
+                <w:rFonts w:asciiTheme="minorHAnsi" w:hAnsiTheme="minorHAnsi" w:cstheme="minorHAnsi"/>
+                <w:b/>
+                <w:bCs/>
+                <w:sz w:val="22"/>
+                <w:szCs w:val="22"/>
+              </w:rPr>
+              <w:t>(</w:t>
+            </w:r>
+            <w:proofErr w:type="spellStart"/>
+            <w:r>
+              <w:rPr>
+                <w:rFonts w:asciiTheme="minorHAnsi" w:hAnsiTheme="minorHAnsi" w:cstheme="minorHAnsi"/>
+                <w:b/>
+                <w:bCs/>
+                <w:sz w:val="22"/>
+                <w:szCs w:val="22"/>
+              </w:rPr>
+              <w:t>a,b,select,c</w:t>
+            </w:r>
+            <w:proofErr w:type="spellEnd"/>
+            <w:r>
+              <w:rPr>
+                <w:rFonts w:asciiTheme="minorHAnsi" w:hAnsiTheme="minorHAnsi" w:cstheme="minorHAnsi"/>
+                <w:b/>
+                <w:bCs/>
+                <w:sz w:val="22"/>
+                <w:szCs w:val="22"/>
+              </w:rPr>
+              <w:t>);</w:t>
+            </w:r>
+          </w:p>
+          <w:p>
+            <w:pPr>
+              <w:pStyle w:val="ListParagraph"/>
+              <w:spacing w:before="0" w:beforeAutospacing="0" w:after="0" w:afterAutospacing="0"/>
+              <w:rPr>
+                <w:rFonts w:asciiTheme="minorHAnsi" w:hAnsiTheme="minorHAnsi" w:cstheme="minorHAnsi"/>
+                <w:b/>
+                <w:bCs/>
+                <w:sz w:val="22"/>
+                <w:szCs w:val="22"/>
+              </w:rPr>
+            </w:pPr>
+          </w:p>
+          <w:p>
+            <w:pPr>
+              <w:pStyle w:val="ListParagraph"/>
+              <w:spacing w:before="0" w:beforeAutospacing="0" w:after="0" w:afterAutospacing="0"/>
+              <w:rPr>
+                <w:rFonts w:asciiTheme="minorHAnsi" w:hAnsiTheme="minorHAnsi" w:cstheme="minorHAnsi"/>
+                <w:b/>
+                <w:bCs/>
+                <w:sz w:val="22"/>
+                <w:szCs w:val="22"/>
+              </w:rPr>
+            </w:pPr>
+            <w:r>
+              <w:rPr>
+                <w:rFonts w:asciiTheme="minorHAnsi" w:hAnsiTheme="minorHAnsi" w:cstheme="minorHAnsi"/>
+                <w:b/>
+                <w:bCs/>
+                <w:sz w:val="22"/>
+                <w:szCs w:val="22"/>
+              </w:rPr>
+              <w:t xml:space="preserve">initial </w:t>
+            </w:r>
+          </w:p>
+          <w:p>
+            <w:pPr>
+              <w:pStyle w:val="ListParagraph"/>
+              <w:spacing w:before="0" w:beforeAutospacing="0" w:after="0" w:afterAutospacing="0"/>
+              <w:rPr>
+                <w:rFonts w:asciiTheme="minorHAnsi" w:hAnsiTheme="minorHAnsi" w:cstheme="minorHAnsi"/>
+                <w:b/>
+                <w:bCs/>
+                <w:sz w:val="22"/>
+                <w:szCs w:val="22"/>
+              </w:rPr>
+            </w:pPr>
+            <w:r>
+              <w:rPr>
+                <w:rFonts w:asciiTheme="minorHAnsi" w:hAnsiTheme="minorHAnsi" w:cstheme="minorHAnsi"/>
+                <w:b/>
+                <w:bCs/>
+                <w:sz w:val="22"/>
+                <w:szCs w:val="22"/>
+              </w:rPr>
+              <w:t>begin</w:t>
+            </w:r>
+          </w:p>
+          <w:p>
+            <w:pPr>
+              <w:pStyle w:val="ListParagraph"/>
+              <w:spacing w:before="0" w:beforeAutospacing="0" w:after="0" w:afterAutospacing="0"/>
+              <w:rPr>
+                <w:rFonts w:asciiTheme="minorHAnsi" w:hAnsiTheme="minorHAnsi" w:cstheme="minorHAnsi"/>
+                <w:b/>
+                <w:bCs/>
+                <w:sz w:val="22"/>
+                <w:szCs w:val="22"/>
+              </w:rPr>
+            </w:pPr>
+            <w:r>
+              <w:rPr>
+                <w:rFonts w:asciiTheme="minorHAnsi" w:hAnsiTheme="minorHAnsi" w:cstheme="minorHAnsi"/>
+                <w:b/>
+                <w:bCs/>
+                <w:sz w:val="22"/>
+                <w:szCs w:val="22"/>
+              </w:rPr>
+              <w:t xml:space="preserve"> a = 0; b = 0; select = 0;</w:t>
+            </w:r>
+          </w:p>
+          <w:p>
+            <w:pPr>
+              <w:pStyle w:val="ListParagraph"/>
+              <w:spacing w:before="0" w:beforeAutospacing="0" w:after="0" w:afterAutospacing="0"/>
+              <w:rPr>
+                <w:rFonts w:asciiTheme="minorHAnsi" w:hAnsiTheme="minorHAnsi" w:cstheme="minorHAnsi"/>
+                <w:b/>
+                <w:bCs/>
+                <w:sz w:val="22"/>
+                <w:szCs w:val="22"/>
+              </w:rPr>
+            </w:pPr>
+            <w:r>
+              <w:rPr>
+                <w:rFonts w:asciiTheme="minorHAnsi" w:hAnsiTheme="minorHAnsi" w:cstheme="minorHAnsi"/>
+                <w:b/>
+                <w:bCs/>
+                <w:sz w:val="22"/>
+                <w:szCs w:val="22"/>
+              </w:rPr>
+              <w:t xml:space="preserve">    #10;</w:t>
+            </w:r>
+          </w:p>
+          <w:p>
+            <w:pPr>
+              <w:pStyle w:val="ListParagraph"/>
+              <w:spacing w:before="0" w:beforeAutospacing="0" w:after="0" w:afterAutospacing="0"/>
+              <w:rPr>
+                <w:rFonts w:asciiTheme="minorHAnsi" w:hAnsiTheme="minorHAnsi" w:cstheme="minorHAnsi"/>
+                <w:b/>
+                <w:bCs/>
+                <w:sz w:val="22"/>
+                <w:szCs w:val="22"/>
+              </w:rPr>
+            </w:pPr>
+            <w:r>
+              <w:rPr>
+                <w:rFonts w:asciiTheme="minorHAnsi" w:hAnsiTheme="minorHAnsi" w:cstheme="minorHAnsi"/>
+                <w:b/>
+                <w:bCs/>
+                <w:sz w:val="22"/>
+                <w:szCs w:val="22"/>
+              </w:rPr>
+              <w:t xml:space="preserve">    a = 0; b = 1; select = 0;</w:t>
+            </w:r>
+          </w:p>
+          <w:p>
+            <w:pPr>
+              <w:pStyle w:val="ListParagraph"/>
+              <w:spacing w:before="0" w:beforeAutospacing="0" w:after="0" w:afterAutospacing="0"/>
+              <w:rPr>
+                <w:rFonts w:asciiTheme="minorHAnsi" w:hAnsiTheme="minorHAnsi" w:cstheme="minorHAnsi"/>
+                <w:b/>
+                <w:bCs/>
+                <w:sz w:val="22"/>
+                <w:szCs w:val="22"/>
+              </w:rPr>
+            </w:pPr>
+            <w:r>
+              <w:rPr>
+                <w:rFonts w:asciiTheme="minorHAnsi" w:hAnsiTheme="minorHAnsi" w:cstheme="minorHAnsi"/>
+                <w:b/>
+                <w:bCs/>
+                <w:sz w:val="22"/>
+                <w:szCs w:val="22"/>
+              </w:rPr>
+              <w:t xml:space="preserve">    #10;</w:t>
+            </w:r>
+          </w:p>
+          <w:p>
+            <w:pPr>
+              <w:pStyle w:val="ListParagraph"/>
+              <w:spacing w:before="0" w:beforeAutospacing="0" w:after="0" w:afterAutospacing="0"/>
+              <w:rPr>
+                <w:rFonts w:asciiTheme="minorHAnsi" w:hAnsiTheme="minorHAnsi" w:cstheme="minorHAnsi"/>
+                <w:b/>
+                <w:bCs/>
+                <w:sz w:val="22"/>
+                <w:szCs w:val="22"/>
+              </w:rPr>
+            </w:pPr>
+            <w:r>
+              <w:rPr>
+                <w:rFonts w:asciiTheme="minorHAnsi" w:hAnsiTheme="minorHAnsi" w:cstheme="minorHAnsi"/>
+                <w:b/>
+                <w:bCs/>
+                <w:sz w:val="22"/>
+                <w:szCs w:val="22"/>
+              </w:rPr>
+              <w:t xml:space="preserve">    a = 1; b = 0; select = 0;</w:t>
+            </w:r>
+          </w:p>
+          <w:p>
+            <w:pPr>
+              <w:pStyle w:val="ListParagraph"/>
+              <w:spacing w:before="0" w:beforeAutospacing="0" w:after="0" w:afterAutospacing="0"/>
+              <w:rPr>
+                <w:rFonts w:asciiTheme="minorHAnsi" w:hAnsiTheme="minorHAnsi" w:cstheme="minorHAnsi"/>
+                <w:b/>
+                <w:bCs/>
+                <w:sz w:val="22"/>
+                <w:szCs w:val="22"/>
+              </w:rPr>
+            </w:pPr>
+            <w:r>
+              <w:rPr>
+                <w:rFonts w:asciiTheme="minorHAnsi" w:hAnsiTheme="minorHAnsi" w:cstheme="minorHAnsi"/>
+                <w:b/>
+                <w:bCs/>
+                <w:sz w:val="22"/>
+                <w:szCs w:val="22"/>
+              </w:rPr>
+              <w:t xml:space="preserve">    #10;</w:t>
+            </w:r>
+          </w:p>
+          <w:p>
+            <w:pPr>
+              <w:pStyle w:val="ListParagraph"/>
+              <w:spacing w:before="0" w:beforeAutospacing="0" w:after="0" w:afterAutospacing="0"/>
+              <w:rPr>
+                <w:rFonts w:asciiTheme="minorHAnsi" w:hAnsiTheme="minorHAnsi" w:cstheme="minorHAnsi"/>
+                <w:b/>
+                <w:bCs/>
+                <w:sz w:val="22"/>
+                <w:szCs w:val="22"/>
+              </w:rPr>
+            </w:pPr>
+            <w:r>
+              <w:rPr>
+                <w:rFonts w:asciiTheme="minorHAnsi" w:hAnsiTheme="minorHAnsi" w:cstheme="minorHAnsi"/>
+                <w:b/>
+                <w:bCs/>
+                <w:sz w:val="22"/>
+                <w:szCs w:val="22"/>
+              </w:rPr>
+              <w:t xml:space="preserve">    a = 1; b = 1; select = 0;</w:t>
+            </w:r>
+          </w:p>
+          <w:p>
+            <w:pPr>
+              <w:pStyle w:val="ListParagraph"/>
+              <w:spacing w:before="0" w:beforeAutospacing="0" w:after="0" w:afterAutospacing="0"/>
+              <w:rPr>
+                <w:rFonts w:asciiTheme="minorHAnsi" w:hAnsiTheme="minorHAnsi" w:cstheme="minorHAnsi"/>
+                <w:b/>
+                <w:bCs/>
+                <w:sz w:val="22"/>
+                <w:szCs w:val="22"/>
+              </w:rPr>
+            </w:pPr>
+            <w:r>
+              <w:rPr>
+                <w:rFonts w:asciiTheme="minorHAnsi" w:hAnsiTheme="minorHAnsi" w:cstheme="minorHAnsi"/>
+                <w:b/>
+                <w:bCs/>
+                <w:sz w:val="22"/>
+                <w:szCs w:val="22"/>
+              </w:rPr>
+              <w:t xml:space="preserve">    #10;</w:t>
+            </w:r>
+          </w:p>
+          <w:p>
+            <w:pPr>
+              <w:pStyle w:val="ListParagraph"/>
+              <w:spacing w:before="0" w:beforeAutospacing="0" w:after="0" w:afterAutospacing="0"/>
+              <w:rPr>
+                <w:rFonts w:asciiTheme="minorHAnsi" w:hAnsiTheme="minorHAnsi" w:cstheme="minorHAnsi"/>
+                <w:b/>
+                <w:bCs/>
+                <w:sz w:val="22"/>
+                <w:szCs w:val="22"/>
+              </w:rPr>
+            </w:pPr>
+            <w:r>
+              <w:rPr>
+                <w:rFonts w:asciiTheme="minorHAnsi" w:hAnsiTheme="minorHAnsi" w:cstheme="minorHAnsi"/>
+                <w:b/>
+                <w:bCs/>
+                <w:sz w:val="22"/>
+                <w:szCs w:val="22"/>
+              </w:rPr>
+              <w:t xml:space="preserve">    a = 0; b = 0; select = 1;</w:t>
+            </w:r>
+          </w:p>
+          <w:p>
+            <w:pPr>
+              <w:pStyle w:val="ListParagraph"/>
+              <w:spacing w:before="0" w:beforeAutospacing="0" w:after="0" w:afterAutospacing="0"/>
+              <w:rPr>
+                <w:rFonts w:asciiTheme="minorHAnsi" w:hAnsiTheme="minorHAnsi" w:cstheme="minorHAnsi"/>
+                <w:b/>
+                <w:bCs/>
+                <w:sz w:val="22"/>
+                <w:szCs w:val="22"/>
+              </w:rPr>
+            </w:pPr>
+            <w:r>
+              <w:rPr>
+                <w:rFonts w:asciiTheme="minorHAnsi" w:hAnsiTheme="minorHAnsi" w:cstheme="minorHAnsi"/>
+                <w:b/>
+                <w:bCs/>
+                <w:sz w:val="22"/>
+                <w:szCs w:val="22"/>
+              </w:rPr>
+              <w:t xml:space="preserve">    #10;</w:t>
+            </w:r>
+          </w:p>
+          <w:p>
+            <w:pPr>
+              <w:pStyle w:val="ListParagraph"/>
+              <w:spacing w:before="0" w:beforeAutospacing="0" w:after="0" w:afterAutospacing="0"/>
+              <w:rPr>
+                <w:rFonts w:asciiTheme="minorHAnsi" w:hAnsiTheme="minorHAnsi" w:cstheme="minorHAnsi"/>
+                <w:b/>
+                <w:bCs/>
+                <w:sz w:val="22"/>
+                <w:szCs w:val="22"/>
+              </w:rPr>
+            </w:pPr>
+            <w:r>
+              <w:rPr>
+                <w:rFonts w:asciiTheme="minorHAnsi" w:hAnsiTheme="minorHAnsi" w:cstheme="minorHAnsi"/>
+                <w:b/>
+                <w:bCs/>
+                <w:sz w:val="22"/>
+                <w:szCs w:val="22"/>
+              </w:rPr>
+              <w:lastRenderedPageBreak/>
+              <w:t xml:space="preserve">    a = 0; b = 1; select = 1;</w:t>
+            </w:r>
+          </w:p>
+          <w:p>
+            <w:pPr>
+              <w:pStyle w:val="ListParagraph"/>
+              <w:spacing w:before="0" w:beforeAutospacing="0" w:after="0" w:afterAutospacing="0"/>
+              <w:rPr>
+                <w:rFonts w:asciiTheme="minorHAnsi" w:hAnsiTheme="minorHAnsi" w:cstheme="minorHAnsi"/>
+                <w:b/>
+                <w:bCs/>
+                <w:sz w:val="22"/>
+                <w:szCs w:val="22"/>
+              </w:rPr>
+            </w:pPr>
+            <w:r>
+              <w:rPr>
+                <w:rFonts w:asciiTheme="minorHAnsi" w:hAnsiTheme="minorHAnsi" w:cstheme="minorHAnsi"/>
+                <w:b/>
+                <w:bCs/>
+                <w:sz w:val="22"/>
+                <w:szCs w:val="22"/>
+              </w:rPr>
+              <w:t xml:space="preserve">    #10;</w:t>
+            </w:r>
+          </w:p>
+          <w:p>
+            <w:pPr>
+              <w:pStyle w:val="ListParagraph"/>
+              <w:spacing w:before="0" w:beforeAutospacing="0" w:after="0" w:afterAutospacing="0"/>
+              <w:rPr>
+                <w:rFonts w:asciiTheme="minorHAnsi" w:hAnsiTheme="minorHAnsi" w:cstheme="minorHAnsi"/>
+                <w:b/>
+                <w:bCs/>
+                <w:sz w:val="22"/>
+                <w:szCs w:val="22"/>
+              </w:rPr>
+            </w:pPr>
+            <w:r>
+              <w:rPr>
+                <w:rFonts w:asciiTheme="minorHAnsi" w:hAnsiTheme="minorHAnsi" w:cstheme="minorHAnsi"/>
+                <w:b/>
+                <w:bCs/>
+                <w:sz w:val="22"/>
+                <w:szCs w:val="22"/>
+              </w:rPr>
+              <w:t xml:space="preserve">    a = 1; b = 0; select = 1;</w:t>
+            </w:r>
+          </w:p>
+          <w:p>
+            <w:pPr>
+              <w:pStyle w:val="ListParagraph"/>
+              <w:spacing w:before="0" w:beforeAutospacing="0" w:after="0" w:afterAutospacing="0"/>
+              <w:rPr>
+                <w:rFonts w:asciiTheme="minorHAnsi" w:hAnsiTheme="minorHAnsi" w:cstheme="minorHAnsi"/>
+                <w:b/>
+                <w:bCs/>
+                <w:sz w:val="22"/>
+                <w:szCs w:val="22"/>
+              </w:rPr>
+            </w:pPr>
+            <w:r>
+              <w:rPr>
+                <w:rFonts w:asciiTheme="minorHAnsi" w:hAnsiTheme="minorHAnsi" w:cstheme="minorHAnsi"/>
+                <w:b/>
+                <w:bCs/>
+                <w:sz w:val="22"/>
+                <w:szCs w:val="22"/>
+              </w:rPr>
+              <w:t xml:space="preserve">    #10;</w:t>
+            </w:r>
+          </w:p>
+          <w:p>
+            <w:pPr>
+              <w:pStyle w:val="ListParagraph"/>
+              <w:spacing w:before="0" w:beforeAutospacing="0" w:after="0" w:afterAutospacing="0"/>
+              <w:rPr>
+                <w:rFonts w:asciiTheme="minorHAnsi" w:hAnsiTheme="minorHAnsi" w:cstheme="minorHAnsi"/>
+                <w:b/>
+                <w:bCs/>
+                <w:sz w:val="22"/>
+                <w:szCs w:val="22"/>
+              </w:rPr>
+            </w:pPr>
+            <w:r>
+              <w:rPr>
+                <w:rFonts w:asciiTheme="minorHAnsi" w:hAnsiTheme="minorHAnsi" w:cstheme="minorHAnsi"/>
+                <w:b/>
+                <w:bCs/>
+                <w:sz w:val="22"/>
+                <w:szCs w:val="22"/>
+              </w:rPr>
+              <w:t xml:space="preserve">    a = 1; b = 1; select = 1;</w:t>
+            </w:r>
+          </w:p>
+          <w:p>
+            <w:pPr>
+              <w:pStyle w:val="ListParagraph"/>
+              <w:spacing w:before="0" w:beforeAutospacing="0" w:after="0" w:afterAutospacing="0"/>
+              <w:rPr>
+                <w:rFonts w:asciiTheme="minorHAnsi" w:hAnsiTheme="minorHAnsi" w:cstheme="minorHAnsi"/>
+                <w:b/>
+                <w:bCs/>
+                <w:sz w:val="22"/>
+                <w:szCs w:val="22"/>
+              </w:rPr>
+            </w:pPr>
+            <w:r>
+              <w:rPr>
+                <w:rFonts w:asciiTheme="minorHAnsi" w:hAnsiTheme="minorHAnsi" w:cstheme="minorHAnsi"/>
+                <w:b/>
+                <w:bCs/>
+                <w:sz w:val="22"/>
+                <w:szCs w:val="22"/>
+              </w:rPr>
+              <w:t xml:space="preserve">    #10;</w:t>
+            </w:r>
+          </w:p>
+          <w:p>
+            <w:pPr>
+              <w:pStyle w:val="ListParagraph"/>
+              <w:spacing w:before="0" w:beforeAutospacing="0" w:after="0" w:afterAutospacing="0"/>
+              <w:rPr>
+                <w:rFonts w:asciiTheme="minorHAnsi" w:hAnsiTheme="minorHAnsi" w:cstheme="minorHAnsi"/>
+                <w:b/>
+                <w:bCs/>
+                <w:sz w:val="22"/>
+                <w:szCs w:val="22"/>
+              </w:rPr>
+            </w:pPr>
+            <w:r>
+              <w:rPr>
+                <w:rFonts w:asciiTheme="minorHAnsi" w:hAnsiTheme="minorHAnsi" w:cstheme="minorHAnsi"/>
+                <w:b/>
+                <w:bCs/>
+                <w:sz w:val="22"/>
+                <w:szCs w:val="22"/>
+              </w:rPr>
+              <w:t>end</w:t>
+            </w:r>
+          </w:p>
+          <w:p>
+            <w:pPr>
+              <w:pStyle w:val="ListParagraph"/>
+              <w:spacing w:before="0" w:beforeAutospacing="0" w:after="0" w:afterAutospacing="0"/>
+              <w:rPr>
+                <w:rFonts w:asciiTheme="minorHAnsi" w:hAnsiTheme="minorHAnsi" w:cstheme="minorHAnsi"/>
+                <w:b/>
+                <w:bCs/>
+                <w:sz w:val="22"/>
+                <w:szCs w:val="22"/>
+              </w:rPr>
+            </w:pPr>
+            <w:proofErr w:type="spellStart"/>
+            <w:r>
+              <w:rPr>
+                <w:rFonts w:asciiTheme="minorHAnsi" w:hAnsiTheme="minorHAnsi" w:cstheme="minorHAnsi"/>
+                <w:b/>
+                <w:bCs/>
+                <w:sz w:val="22"/>
+                <w:szCs w:val="22"/>
+              </w:rPr>
+              <w:t>endmodule</w:t>
+            </w:r>
+            <w:proofErr w:type="spellEnd"/>
+          </w:p>
+          <w:p>
+            <w:pPr>
+              <w:pStyle w:val="ListParagraph"/>
+              <w:spacing w:before="0" w:beforeAutospacing="0" w:after="0" w:afterAutospacing="0"/>
+              <w:rPr>
+                <w:rFonts w:asciiTheme="minorHAnsi" w:hAnsiTheme="minorHAnsi" w:cstheme="minorHAnsi"/>
+                <w:b/>
+                <w:bCs/>
                 <w:sz w:val="22"/>
                 <w:szCs w:val="22"/>
               </w:rPr>
@@ -2783,6 +3809,7 @@
                 <w:sz w:val="26"/>
                 <w:szCs w:val="26"/>
               </w:rPr>
+              <w:lastRenderedPageBreak/>
               <w:t>Output:</w:t>
             </w:r>
           </w:p>
@@ -2808,75 +3835,76 @@
                 <w:sz w:val="22"/>
                 <w:szCs w:val="22"/>
               </w:rPr>
-              <w:t xml:space="preserve">// Import output here </w:t>
-            </w:r>
-            <w:r>
-              <w:rPr>
-                <w:rFonts w:ascii="Segoe UI Symbol" w:hAnsi="Segoe UI Symbol" w:cs="Segoe UI Symbol"/>
-                <w:color w:val="474747"/>
-                <w:shd w:val="clear" w:color="auto" w:fill="FFFFFF"/>
-              </w:rPr>
-              <w:t>👇</w:t>
-            </w:r>
-          </w:p>
-          <w:p>
-            <w:pPr>
-              <w:pStyle w:val="ListParagraph"/>
-              <w:spacing w:before="0" w:beforeAutospacing="0" w:after="0" w:afterAutospacing="0"/>
-              <w:rPr>
-                <w:rFonts w:asciiTheme="minorHAnsi" w:hAnsiTheme="minorHAnsi" w:cstheme="minorHAnsi"/>
-                <w:sz w:val="22"/>
-                <w:szCs w:val="22"/>
-              </w:rPr>
-            </w:pPr>
-          </w:p>
-          <w:p>
-            <w:pPr>
-              <w:pStyle w:val="ListParagraph"/>
-              <w:spacing w:before="0" w:beforeAutospacing="0" w:after="0" w:afterAutospacing="0"/>
-              <w:rPr>
-                <w:rFonts w:asciiTheme="minorHAnsi" w:hAnsiTheme="minorHAnsi" w:cstheme="minorHAnsi"/>
-                <w:sz w:val="22"/>
-                <w:szCs w:val="22"/>
-              </w:rPr>
-            </w:pPr>
-          </w:p>
-          <w:p>
-            <w:pPr>
-              <w:pStyle w:val="ListParagraph"/>
-              <w:spacing w:before="0" w:beforeAutospacing="0" w:after="0" w:afterAutospacing="0"/>
-              <w:rPr>
-                <w:rFonts w:asciiTheme="minorHAnsi" w:hAnsiTheme="minorHAnsi" w:cstheme="minorHAnsi"/>
-                <w:sz w:val="22"/>
-                <w:szCs w:val="22"/>
-              </w:rPr>
-            </w:pPr>
-          </w:p>
-          <w:p>
-            <w:pPr>
-              <w:pStyle w:val="ListParagraph"/>
-              <w:spacing w:before="0" w:beforeAutospacing="0" w:after="0" w:afterAutospacing="0"/>
-              <w:rPr>
-                <w:rFonts w:asciiTheme="minorHAnsi" w:hAnsiTheme="minorHAnsi" w:cstheme="minorHAnsi"/>
-                <w:sz w:val="22"/>
-                <w:szCs w:val="22"/>
-              </w:rPr>
-            </w:pPr>
-          </w:p>
-          <w:p>
-            <w:pPr>
-              <w:pStyle w:val="ListParagraph"/>
-              <w:spacing w:before="0" w:beforeAutospacing="0" w:after="240" w:afterAutospacing="0"/>
-              <w:rPr>
-                <w:rFonts w:asciiTheme="minorHAnsi" w:hAnsiTheme="minorHAnsi" w:cstheme="minorHAnsi"/>
-                <w:sz w:val="22"/>
-                <w:szCs w:val="22"/>
-              </w:rPr>
-            </w:pPr>
+              <w:drawing>
+                <wp:inline distT="0" distB="0" distL="0" distR="0" wp14:anchorId="04674F84" wp14:editId="7849C662">
+                  <wp:extent cx="5995283" cy="1866183"/>
+                  <wp:effectExtent l="0" t="0" r="5715" b="1270"/>
+                  <wp:docPr id="555516933" name="Picture 1"/>
+                  <wp:cNvGraphicFramePr>
+                    <a:graphicFrameLocks xmlns:a="http://schemas.openxmlformats.org/drawingml/2006/main" noChangeAspect="1"/>
+                  </wp:cNvGraphicFramePr>
+                  <a:graphic xmlns:a="http://schemas.openxmlformats.org/drawingml/2006/main">
+                    <a:graphicData uri="http://schemas.openxmlformats.org/drawingml/2006/picture">
+                      <pic:pic xmlns:pic="http://schemas.openxmlformats.org/drawingml/2006/picture">
+                        <pic:nvPicPr>
+                          <pic:cNvPr id="555516933" name=""/>
+                          <pic:cNvPicPr/>
+                        </pic:nvPicPr>
+                        <pic:blipFill>
+                          <a:blip r:embed="rId10"/>
+                          <a:stretch>
+                            <a:fillRect/>
+                          </a:stretch>
+                        </pic:blipFill>
+                        <pic:spPr>
+                          <a:xfrm>
+                            <a:off x="0" y="0"/>
+                            <a:ext cx="5998837" cy="1867289"/>
+                          </a:xfrm>
+                          <a:prstGeom prst="rect">
+                            <a:avLst/>
+                          </a:prstGeom>
+                        </pic:spPr>
+                      </pic:pic>
+                    </a:graphicData>
+                  </a:graphic>
+                </wp:inline>
+              </w:drawing>
+            </w:r>
           </w:p>
         </w:tc>
       </w:tr>
     </w:tbl>
+    <w:p>
+      <w:pPr>
+        <w:pStyle w:val="ListParagraph"/>
+        <w:rPr>
+          <w:rFonts w:asciiTheme="minorHAnsi" w:hAnsiTheme="minorHAnsi" w:cstheme="minorHAnsi"/>
+          <w:sz w:val="22"/>
+          <w:szCs w:val="22"/>
+        </w:rPr>
+      </w:pPr>
+    </w:p>
+    <w:p>
+      <w:pPr>
+        <w:pStyle w:val="ListParagraph"/>
+        <w:rPr>
+          <w:rFonts w:asciiTheme="minorHAnsi" w:hAnsiTheme="minorHAnsi" w:cstheme="minorHAnsi"/>
+          <w:sz w:val="22"/>
+          <w:szCs w:val="22"/>
+        </w:rPr>
+      </w:pPr>
+    </w:p>
+    <w:p>
+      <w:pPr>
+        <w:pStyle w:val="ListParagraph"/>
+        <w:rPr>
+          <w:rFonts w:asciiTheme="minorHAnsi" w:hAnsiTheme="minorHAnsi" w:cstheme="minorHAnsi"/>
+          <w:sz w:val="22"/>
+          <w:szCs w:val="22"/>
+        </w:rPr>
+      </w:pPr>
+    </w:p>
     <w:p>
       <w:pPr>
         <w:pStyle w:val="ListParagraph"/>
@@ -3069,56 +4097,44 @@
                 <w:sz w:val="22"/>
                 <w:szCs w:val="22"/>
               </w:rPr>
-              <w:t xml:space="preserve">// Write description of the task here </w:t>
-            </w:r>
-            <w:r>
-              <w:rPr>
-                <w:rFonts w:ascii="Segoe UI Symbol" w:hAnsi="Segoe UI Symbol" w:cs="Segoe UI Symbol"/>
-                <w:sz w:val="22"/>
-                <w:szCs w:val="22"/>
-              </w:rPr>
-              <w:t>👇</w:t>
-            </w:r>
-            <w:r>
-              <w:rPr>
-                <w:rFonts w:asciiTheme="minorHAnsi" w:hAnsiTheme="minorHAnsi" w:cstheme="minorHAnsi"/>
-                <w:sz w:val="22"/>
-                <w:szCs w:val="22"/>
-              </w:rPr>
-              <w:t xml:space="preserve"> (max. five </w:t>
-            </w:r>
-            <w:r>
-              <w:rPr>
-                <w:rFonts w:asciiTheme="minorHAnsi" w:hAnsiTheme="minorHAnsi" w:cstheme="minorHAnsi"/>
-                <w:sz w:val="22"/>
-                <w:szCs w:val="22"/>
-              </w:rPr>
-              <w:t xml:space="preserve">to seven </w:t>
-            </w:r>
-            <w:r>
-              <w:rPr>
-                <w:rFonts w:asciiTheme="minorHAnsi" w:hAnsiTheme="minorHAnsi" w:cstheme="minorHAnsi"/>
-                <w:sz w:val="22"/>
-                <w:szCs w:val="22"/>
-              </w:rPr>
-              <w:t>lines)</w:t>
-            </w:r>
-          </w:p>
-          <w:p>
-            <w:pPr>
-              <w:pStyle w:val="ListParagraph"/>
-              <w:spacing w:before="120" w:beforeAutospacing="0" w:after="120" w:afterAutospacing="0"/>
-              <w:rPr>
-                <w:rFonts w:asciiTheme="minorHAnsi" w:hAnsiTheme="minorHAnsi" w:cstheme="minorHAnsi"/>
-                <w:sz w:val="22"/>
-                <w:szCs w:val="22"/>
-              </w:rPr>
-            </w:pPr>
-          </w:p>
-          <w:p>
-            <w:pPr>
-              <w:pStyle w:val="ListParagraph"/>
-              <w:spacing w:before="120" w:beforeAutospacing="0" w:after="120" w:afterAutospacing="0"/>
+              <w:t xml:space="preserve">In this task, we had to make a </w:t>
+            </w:r>
+            <w:r>
+              <w:rPr>
+                <w:rFonts w:asciiTheme="minorHAnsi" w:hAnsiTheme="minorHAnsi" w:cstheme="minorHAnsi"/>
+                <w:sz w:val="22"/>
+                <w:szCs w:val="22"/>
+              </w:rPr>
+              <w:t>two-bit</w:t>
+            </w:r>
+            <w:r>
+              <w:rPr>
+                <w:rFonts w:asciiTheme="minorHAnsi" w:hAnsiTheme="minorHAnsi" w:cstheme="minorHAnsi"/>
+                <w:sz w:val="22"/>
+                <w:szCs w:val="22"/>
+              </w:rPr>
+              <w:t xml:space="preserve"> magnitude comparator</w:t>
+            </w:r>
+            <w:r>
+              <w:rPr>
+                <w:rFonts w:asciiTheme="minorHAnsi" w:hAnsiTheme="minorHAnsi" w:cstheme="minorHAnsi"/>
+                <w:sz w:val="22"/>
+                <w:szCs w:val="22"/>
+              </w:rPr>
+              <w:t xml:space="preserve"> in Verilog, using behavior level Verilog. </w:t>
+            </w:r>
+            <w:r>
+              <w:rPr>
+                <w:rFonts w:asciiTheme="minorHAnsi" w:hAnsiTheme="minorHAnsi" w:cstheme="minorHAnsi"/>
+                <w:sz w:val="22"/>
+                <w:szCs w:val="22"/>
+              </w:rPr>
+              <w:t xml:space="preserve">It was then simulated using a testbench. I took two 2-bit binary numbers and compared them. There were three variables for the equal, greater and lesser scenarios, and whichever one was fulfilled gave a true output. </w:t>
+            </w:r>
+          </w:p>
+          <w:p>
+            <w:pPr>
+              <w:pStyle w:val="ListParagraph"/>
               <w:rPr>
                 <w:rFonts w:asciiTheme="minorHAnsi" w:hAnsiTheme="minorHAnsi" w:cstheme="minorHAnsi"/>
                 <w:sz w:val="22"/>
@@ -3166,68 +4182,959 @@
           <w:p>
             <w:pPr>
               <w:pStyle w:val="ListParagraph"/>
-              <w:rPr>
-                <w:rFonts w:ascii="Segoe UI Symbol" w:hAnsi="Segoe UI Symbol" w:cs="Segoe UI Symbol"/>
-                <w:color w:val="474747"/>
-                <w:shd w:val="clear" w:color="auto" w:fill="FFFFFF"/>
-              </w:rPr>
-            </w:pPr>
-            <w:r>
-              <w:rPr>
-                <w:rFonts w:asciiTheme="minorHAnsi" w:hAnsiTheme="minorHAnsi" w:cstheme="minorHAnsi"/>
-                <w:sz w:val="22"/>
-                <w:szCs w:val="22"/>
-              </w:rPr>
-              <w:t xml:space="preserve">// Paste source code here </w:t>
-            </w:r>
-            <w:r>
-              <w:rPr>
-                <w:rFonts w:ascii="Segoe UI Symbol" w:hAnsi="Segoe UI Symbol" w:cs="Segoe UI Symbol"/>
-                <w:color w:val="474747"/>
-                <w:shd w:val="clear" w:color="auto" w:fill="FFFFFF"/>
-              </w:rPr>
-              <w:t>👇</w:t>
-            </w:r>
-          </w:p>
-          <w:p>
-            <w:pPr>
-              <w:pStyle w:val="ListParagraph"/>
-              <w:spacing w:before="0" w:beforeAutospacing="0" w:after="0" w:afterAutospacing="0"/>
-              <w:rPr>
-                <w:rFonts w:asciiTheme="minorHAnsi" w:hAnsiTheme="minorHAnsi" w:cstheme="minorHAnsi"/>
-                <w:sz w:val="22"/>
-                <w:szCs w:val="22"/>
-              </w:rPr>
-            </w:pPr>
-          </w:p>
-          <w:p>
-            <w:pPr>
-              <w:pStyle w:val="ListParagraph"/>
-              <w:spacing w:before="0" w:beforeAutospacing="0" w:after="0" w:afterAutospacing="0"/>
-              <w:rPr>
-                <w:rFonts w:asciiTheme="minorHAnsi" w:hAnsiTheme="minorHAnsi" w:cstheme="minorHAnsi"/>
-                <w:sz w:val="22"/>
-                <w:szCs w:val="22"/>
-              </w:rPr>
-            </w:pPr>
-          </w:p>
-          <w:p>
-            <w:pPr>
-              <w:pStyle w:val="ListParagraph"/>
-              <w:spacing w:before="0" w:beforeAutospacing="0" w:after="0" w:afterAutospacing="0"/>
-              <w:rPr>
-                <w:rFonts w:asciiTheme="minorHAnsi" w:hAnsiTheme="minorHAnsi" w:cstheme="minorHAnsi"/>
-                <w:sz w:val="22"/>
-                <w:szCs w:val="22"/>
-              </w:rPr>
-            </w:pPr>
-          </w:p>
-          <w:p>
-            <w:pPr>
-              <w:pStyle w:val="ListParagraph"/>
-              <w:spacing w:before="0" w:beforeAutospacing="0" w:after="240" w:afterAutospacing="0"/>
-              <w:rPr>
-                <w:rFonts w:asciiTheme="minorHAnsi" w:hAnsiTheme="minorHAnsi" w:cstheme="minorHAnsi"/>
+              <w:spacing w:before="0" w:beforeAutospacing="0" w:after="0" w:afterAutospacing="0"/>
+              <w:rPr>
+                <w:rFonts w:asciiTheme="minorHAnsi" w:hAnsiTheme="minorHAnsi" w:cstheme="minorHAnsi"/>
+                <w:b/>
+                <w:bCs/>
+                <w:sz w:val="22"/>
+                <w:szCs w:val="22"/>
+              </w:rPr>
+            </w:pPr>
+            <w:r>
+              <w:rPr>
+                <w:rFonts w:asciiTheme="minorHAnsi" w:hAnsiTheme="minorHAnsi" w:cstheme="minorHAnsi"/>
+                <w:b/>
+                <w:bCs/>
+                <w:sz w:val="22"/>
+                <w:szCs w:val="22"/>
+              </w:rPr>
+              <w:t>module comparator(</w:t>
+            </w:r>
+            <w:proofErr w:type="spellStart"/>
+            <w:r>
+              <w:rPr>
+                <w:rFonts w:asciiTheme="minorHAnsi" w:hAnsiTheme="minorHAnsi" w:cstheme="minorHAnsi"/>
+                <w:b/>
+                <w:bCs/>
+                <w:sz w:val="22"/>
+                <w:szCs w:val="22"/>
+              </w:rPr>
+              <w:t>a,b,greater,equal,lesser</w:t>
+            </w:r>
+            <w:proofErr w:type="spellEnd"/>
+            <w:r>
+              <w:rPr>
+                <w:rFonts w:asciiTheme="minorHAnsi" w:hAnsiTheme="minorHAnsi" w:cstheme="minorHAnsi"/>
+                <w:b/>
+                <w:bCs/>
+                <w:sz w:val="22"/>
+                <w:szCs w:val="22"/>
+              </w:rPr>
+              <w:t>);</w:t>
+            </w:r>
+          </w:p>
+          <w:p>
+            <w:pPr>
+              <w:pStyle w:val="ListParagraph"/>
+              <w:spacing w:before="0" w:beforeAutospacing="0" w:after="0" w:afterAutospacing="0"/>
+              <w:rPr>
+                <w:rFonts w:asciiTheme="minorHAnsi" w:hAnsiTheme="minorHAnsi" w:cstheme="minorHAnsi"/>
+                <w:b/>
+                <w:bCs/>
+                <w:sz w:val="22"/>
+                <w:szCs w:val="22"/>
+              </w:rPr>
+            </w:pPr>
+          </w:p>
+          <w:p>
+            <w:pPr>
+              <w:pStyle w:val="ListParagraph"/>
+              <w:spacing w:before="0" w:beforeAutospacing="0" w:after="0" w:afterAutospacing="0"/>
+              <w:rPr>
+                <w:rFonts w:asciiTheme="minorHAnsi" w:hAnsiTheme="minorHAnsi" w:cstheme="minorHAnsi"/>
+                <w:b/>
+                <w:bCs/>
+                <w:sz w:val="22"/>
+                <w:szCs w:val="22"/>
+              </w:rPr>
+            </w:pPr>
+            <w:r>
+              <w:rPr>
+                <w:rFonts w:asciiTheme="minorHAnsi" w:hAnsiTheme="minorHAnsi" w:cstheme="minorHAnsi"/>
+                <w:b/>
+                <w:bCs/>
+                <w:sz w:val="22"/>
+                <w:szCs w:val="22"/>
+              </w:rPr>
+              <w:t xml:space="preserve">input [1:0] </w:t>
+            </w:r>
+            <w:proofErr w:type="spellStart"/>
+            <w:r>
+              <w:rPr>
+                <w:rFonts w:asciiTheme="minorHAnsi" w:hAnsiTheme="minorHAnsi" w:cstheme="minorHAnsi"/>
+                <w:b/>
+                <w:bCs/>
+                <w:sz w:val="22"/>
+                <w:szCs w:val="22"/>
+              </w:rPr>
+              <w:t>a,b</w:t>
+            </w:r>
+            <w:proofErr w:type="spellEnd"/>
+            <w:r>
+              <w:rPr>
+                <w:rFonts w:asciiTheme="minorHAnsi" w:hAnsiTheme="minorHAnsi" w:cstheme="minorHAnsi"/>
+                <w:b/>
+                <w:bCs/>
+                <w:sz w:val="22"/>
+                <w:szCs w:val="22"/>
+              </w:rPr>
+              <w:t>;</w:t>
+            </w:r>
+          </w:p>
+          <w:p>
+            <w:pPr>
+              <w:pStyle w:val="ListParagraph"/>
+              <w:spacing w:before="0" w:beforeAutospacing="0" w:after="0" w:afterAutospacing="0"/>
+              <w:rPr>
+                <w:rFonts w:asciiTheme="minorHAnsi" w:hAnsiTheme="minorHAnsi" w:cstheme="minorHAnsi"/>
+                <w:b/>
+                <w:bCs/>
+                <w:sz w:val="22"/>
+                <w:szCs w:val="22"/>
+              </w:rPr>
+            </w:pPr>
+            <w:r>
+              <w:rPr>
+                <w:rFonts w:asciiTheme="minorHAnsi" w:hAnsiTheme="minorHAnsi" w:cstheme="minorHAnsi"/>
+                <w:b/>
+                <w:bCs/>
+                <w:sz w:val="22"/>
+                <w:szCs w:val="22"/>
+              </w:rPr>
+              <w:t>output reg greater, equal, lesser;</w:t>
+            </w:r>
+          </w:p>
+          <w:p>
+            <w:pPr>
+              <w:pStyle w:val="ListParagraph"/>
+              <w:spacing w:before="0" w:beforeAutospacing="0" w:after="0" w:afterAutospacing="0"/>
+              <w:rPr>
+                <w:rFonts w:asciiTheme="minorHAnsi" w:hAnsiTheme="minorHAnsi" w:cstheme="minorHAnsi"/>
+                <w:b/>
+                <w:bCs/>
+                <w:sz w:val="22"/>
+                <w:szCs w:val="22"/>
+              </w:rPr>
+            </w:pPr>
+          </w:p>
+          <w:p>
+            <w:pPr>
+              <w:pStyle w:val="ListParagraph"/>
+              <w:spacing w:before="0" w:beforeAutospacing="0" w:after="0" w:afterAutospacing="0"/>
+              <w:rPr>
+                <w:rFonts w:asciiTheme="minorHAnsi" w:hAnsiTheme="minorHAnsi" w:cstheme="minorHAnsi"/>
+                <w:b/>
+                <w:bCs/>
+                <w:sz w:val="22"/>
+                <w:szCs w:val="22"/>
+              </w:rPr>
+            </w:pPr>
+            <w:r>
+              <w:rPr>
+                <w:rFonts w:asciiTheme="minorHAnsi" w:hAnsiTheme="minorHAnsi" w:cstheme="minorHAnsi"/>
+                <w:b/>
+                <w:bCs/>
+                <w:sz w:val="22"/>
+                <w:szCs w:val="22"/>
+              </w:rPr>
+              <w:t xml:space="preserve">always @ * </w:t>
+            </w:r>
+          </w:p>
+          <w:p>
+            <w:pPr>
+              <w:pStyle w:val="ListParagraph"/>
+              <w:spacing w:before="0" w:beforeAutospacing="0" w:after="0" w:afterAutospacing="0"/>
+              <w:rPr>
+                <w:rFonts w:asciiTheme="minorHAnsi" w:hAnsiTheme="minorHAnsi" w:cstheme="minorHAnsi"/>
+                <w:b/>
+                <w:bCs/>
+                <w:sz w:val="22"/>
+                <w:szCs w:val="22"/>
+              </w:rPr>
+            </w:pPr>
+            <w:r>
+              <w:rPr>
+                <w:rFonts w:asciiTheme="minorHAnsi" w:hAnsiTheme="minorHAnsi" w:cstheme="minorHAnsi"/>
+                <w:b/>
+                <w:bCs/>
+                <w:sz w:val="22"/>
+                <w:szCs w:val="22"/>
+              </w:rPr>
+              <w:t>begin</w:t>
+            </w:r>
+          </w:p>
+          <w:p>
+            <w:pPr>
+              <w:pStyle w:val="ListParagraph"/>
+              <w:spacing w:before="0" w:beforeAutospacing="0" w:after="0" w:afterAutospacing="0"/>
+              <w:rPr>
+                <w:rFonts w:asciiTheme="minorHAnsi" w:hAnsiTheme="minorHAnsi" w:cstheme="minorHAnsi"/>
+                <w:b/>
+                <w:bCs/>
+                <w:sz w:val="22"/>
+                <w:szCs w:val="22"/>
+              </w:rPr>
+            </w:pPr>
+          </w:p>
+          <w:p>
+            <w:pPr>
+              <w:pStyle w:val="ListParagraph"/>
+              <w:spacing w:before="0" w:beforeAutospacing="0" w:after="0" w:afterAutospacing="0"/>
+              <w:rPr>
+                <w:rFonts w:asciiTheme="minorHAnsi" w:hAnsiTheme="minorHAnsi" w:cstheme="minorHAnsi"/>
+                <w:b/>
+                <w:bCs/>
+                <w:sz w:val="22"/>
+                <w:szCs w:val="22"/>
+              </w:rPr>
+            </w:pPr>
+            <w:r>
+              <w:rPr>
+                <w:rFonts w:asciiTheme="minorHAnsi" w:hAnsiTheme="minorHAnsi" w:cstheme="minorHAnsi"/>
+                <w:b/>
+                <w:bCs/>
+                <w:sz w:val="22"/>
+                <w:szCs w:val="22"/>
+              </w:rPr>
+              <w:t>greater = 0; equal = 0; lesser = 0;</w:t>
+            </w:r>
+          </w:p>
+          <w:p>
+            <w:pPr>
+              <w:pStyle w:val="ListParagraph"/>
+              <w:spacing w:before="0" w:beforeAutospacing="0" w:after="0" w:afterAutospacing="0"/>
+              <w:rPr>
+                <w:rFonts w:asciiTheme="minorHAnsi" w:hAnsiTheme="minorHAnsi" w:cstheme="minorHAnsi"/>
+                <w:b/>
+                <w:bCs/>
+                <w:sz w:val="22"/>
+                <w:szCs w:val="22"/>
+              </w:rPr>
+            </w:pPr>
+            <w:r>
+              <w:rPr>
+                <w:rFonts w:asciiTheme="minorHAnsi" w:hAnsiTheme="minorHAnsi" w:cstheme="minorHAnsi"/>
+                <w:b/>
+                <w:bCs/>
+                <w:sz w:val="22"/>
+                <w:szCs w:val="22"/>
+              </w:rPr>
+              <w:t>if (a &gt; b)</w:t>
+            </w:r>
+          </w:p>
+          <w:p>
+            <w:pPr>
+              <w:pStyle w:val="ListParagraph"/>
+              <w:spacing w:before="0" w:beforeAutospacing="0" w:after="0" w:afterAutospacing="0"/>
+              <w:rPr>
+                <w:rFonts w:asciiTheme="minorHAnsi" w:hAnsiTheme="minorHAnsi" w:cstheme="minorHAnsi"/>
+                <w:b/>
+                <w:bCs/>
+                <w:sz w:val="22"/>
+                <w:szCs w:val="22"/>
+              </w:rPr>
+            </w:pPr>
+            <w:r>
+              <w:rPr>
+                <w:rFonts w:asciiTheme="minorHAnsi" w:hAnsiTheme="minorHAnsi" w:cstheme="minorHAnsi"/>
+                <w:b/>
+                <w:bCs/>
+                <w:sz w:val="22"/>
+                <w:szCs w:val="22"/>
+              </w:rPr>
+              <w:t>greater = 1;</w:t>
+            </w:r>
+          </w:p>
+          <w:p>
+            <w:pPr>
+              <w:pStyle w:val="ListParagraph"/>
+              <w:spacing w:before="0" w:beforeAutospacing="0" w:after="0" w:afterAutospacing="0"/>
+              <w:rPr>
+                <w:rFonts w:asciiTheme="minorHAnsi" w:hAnsiTheme="minorHAnsi" w:cstheme="minorHAnsi"/>
+                <w:b/>
+                <w:bCs/>
+                <w:sz w:val="22"/>
+                <w:szCs w:val="22"/>
+              </w:rPr>
+            </w:pPr>
+            <w:r>
+              <w:rPr>
+                <w:rFonts w:asciiTheme="minorHAnsi" w:hAnsiTheme="minorHAnsi" w:cstheme="minorHAnsi"/>
+                <w:b/>
+                <w:bCs/>
+                <w:sz w:val="22"/>
+                <w:szCs w:val="22"/>
+              </w:rPr>
+              <w:t>else if (a == b)</w:t>
+            </w:r>
+          </w:p>
+          <w:p>
+            <w:pPr>
+              <w:pStyle w:val="ListParagraph"/>
+              <w:spacing w:before="0" w:beforeAutospacing="0" w:after="0" w:afterAutospacing="0"/>
+              <w:rPr>
+                <w:rFonts w:asciiTheme="minorHAnsi" w:hAnsiTheme="minorHAnsi" w:cstheme="minorHAnsi"/>
+                <w:b/>
+                <w:bCs/>
+                <w:sz w:val="22"/>
+                <w:szCs w:val="22"/>
+              </w:rPr>
+            </w:pPr>
+            <w:r>
+              <w:rPr>
+                <w:rFonts w:asciiTheme="minorHAnsi" w:hAnsiTheme="minorHAnsi" w:cstheme="minorHAnsi"/>
+                <w:b/>
+                <w:bCs/>
+                <w:sz w:val="22"/>
+                <w:szCs w:val="22"/>
+              </w:rPr>
+              <w:t>equal = 1;</w:t>
+            </w:r>
+          </w:p>
+          <w:p>
+            <w:pPr>
+              <w:pStyle w:val="ListParagraph"/>
+              <w:spacing w:before="0" w:beforeAutospacing="0" w:after="0" w:afterAutospacing="0"/>
+              <w:rPr>
+                <w:rFonts w:asciiTheme="minorHAnsi" w:hAnsiTheme="minorHAnsi" w:cstheme="minorHAnsi"/>
+                <w:b/>
+                <w:bCs/>
+                <w:sz w:val="22"/>
+                <w:szCs w:val="22"/>
+              </w:rPr>
+            </w:pPr>
+            <w:r>
+              <w:rPr>
+                <w:rFonts w:asciiTheme="minorHAnsi" w:hAnsiTheme="minorHAnsi" w:cstheme="minorHAnsi"/>
+                <w:b/>
+                <w:bCs/>
+                <w:sz w:val="22"/>
+                <w:szCs w:val="22"/>
+              </w:rPr>
+              <w:t xml:space="preserve">else </w:t>
+            </w:r>
+          </w:p>
+          <w:p>
+            <w:pPr>
+              <w:pStyle w:val="ListParagraph"/>
+              <w:spacing w:before="0" w:beforeAutospacing="0" w:after="0" w:afterAutospacing="0"/>
+              <w:rPr>
+                <w:rFonts w:asciiTheme="minorHAnsi" w:hAnsiTheme="minorHAnsi" w:cstheme="minorHAnsi"/>
+                <w:b/>
+                <w:bCs/>
+                <w:sz w:val="22"/>
+                <w:szCs w:val="22"/>
+              </w:rPr>
+            </w:pPr>
+            <w:r>
+              <w:rPr>
+                <w:rFonts w:asciiTheme="minorHAnsi" w:hAnsiTheme="minorHAnsi" w:cstheme="minorHAnsi"/>
+                <w:b/>
+                <w:bCs/>
+                <w:sz w:val="22"/>
+                <w:szCs w:val="22"/>
+              </w:rPr>
+              <w:t>lesser = 1;</w:t>
+            </w:r>
+          </w:p>
+          <w:p>
+            <w:pPr>
+              <w:pStyle w:val="ListParagraph"/>
+              <w:spacing w:before="0" w:beforeAutospacing="0" w:after="0" w:afterAutospacing="0"/>
+              <w:rPr>
+                <w:rFonts w:asciiTheme="minorHAnsi" w:hAnsiTheme="minorHAnsi" w:cstheme="minorHAnsi"/>
+                <w:b/>
+                <w:bCs/>
+                <w:sz w:val="22"/>
+                <w:szCs w:val="22"/>
+              </w:rPr>
+            </w:pPr>
+          </w:p>
+          <w:p>
+            <w:pPr>
+              <w:pStyle w:val="ListParagraph"/>
+              <w:spacing w:before="0" w:beforeAutospacing="0" w:after="0" w:afterAutospacing="0"/>
+              <w:rPr>
+                <w:rFonts w:asciiTheme="minorHAnsi" w:hAnsiTheme="minorHAnsi" w:cstheme="minorHAnsi"/>
+                <w:b/>
+                <w:bCs/>
+                <w:sz w:val="22"/>
+                <w:szCs w:val="22"/>
+              </w:rPr>
+            </w:pPr>
+            <w:r>
+              <w:rPr>
+                <w:rFonts w:asciiTheme="minorHAnsi" w:hAnsiTheme="minorHAnsi" w:cstheme="minorHAnsi"/>
+                <w:b/>
+                <w:bCs/>
+                <w:sz w:val="22"/>
+                <w:szCs w:val="22"/>
+              </w:rPr>
+              <w:t>end</w:t>
+            </w:r>
+          </w:p>
+          <w:p>
+            <w:pPr>
+              <w:pStyle w:val="ListParagraph"/>
+              <w:spacing w:before="0" w:beforeAutospacing="0" w:after="0" w:afterAutospacing="0"/>
+              <w:rPr>
+                <w:rFonts w:asciiTheme="minorHAnsi" w:hAnsiTheme="minorHAnsi" w:cstheme="minorHAnsi"/>
+                <w:b/>
+                <w:bCs/>
+                <w:sz w:val="22"/>
+                <w:szCs w:val="22"/>
+              </w:rPr>
+            </w:pPr>
+          </w:p>
+          <w:p>
+            <w:pPr>
+              <w:pStyle w:val="ListParagraph"/>
+              <w:spacing w:before="0" w:beforeAutospacing="0" w:after="0" w:afterAutospacing="0"/>
+              <w:rPr>
+                <w:rFonts w:asciiTheme="minorHAnsi" w:hAnsiTheme="minorHAnsi" w:cstheme="minorHAnsi"/>
+                <w:b/>
+                <w:bCs/>
+                <w:sz w:val="22"/>
+                <w:szCs w:val="22"/>
+              </w:rPr>
+            </w:pPr>
+            <w:proofErr w:type="spellStart"/>
+            <w:r>
+              <w:rPr>
+                <w:rFonts w:asciiTheme="minorHAnsi" w:hAnsiTheme="minorHAnsi" w:cstheme="minorHAnsi"/>
+                <w:b/>
+                <w:bCs/>
+                <w:sz w:val="22"/>
+                <w:szCs w:val="22"/>
+              </w:rPr>
+              <w:t>endmodule</w:t>
+            </w:r>
+            <w:proofErr w:type="spellEnd"/>
+            <w:r>
+              <w:rPr>
+                <w:rFonts w:asciiTheme="minorHAnsi" w:hAnsiTheme="minorHAnsi" w:cstheme="minorHAnsi"/>
+                <w:b/>
+                <w:bCs/>
+                <w:sz w:val="22"/>
+                <w:szCs w:val="22"/>
+              </w:rPr>
+              <w:t xml:space="preserve"> </w:t>
+            </w:r>
+          </w:p>
+          <w:p>
+            <w:pPr>
+              <w:pStyle w:val="ListParagraph"/>
+              <w:spacing w:before="0" w:beforeAutospacing="0" w:after="0" w:afterAutospacing="0"/>
+              <w:rPr>
+                <w:rFonts w:asciiTheme="minorHAnsi" w:hAnsiTheme="minorHAnsi" w:cstheme="minorHAnsi"/>
+                <w:b/>
+                <w:bCs/>
+                <w:sz w:val="22"/>
+                <w:szCs w:val="22"/>
+              </w:rPr>
+            </w:pPr>
+          </w:p>
+          <w:p>
+            <w:pPr>
+              <w:pStyle w:val="ListParagraph"/>
+              <w:spacing w:before="0" w:beforeAutospacing="0" w:after="0" w:afterAutospacing="0"/>
+              <w:rPr>
+                <w:rFonts w:asciiTheme="minorHAnsi" w:hAnsiTheme="minorHAnsi" w:cstheme="minorHAnsi"/>
+                <w:b/>
+                <w:bCs/>
+                <w:sz w:val="22"/>
+                <w:szCs w:val="22"/>
+              </w:rPr>
+            </w:pPr>
+            <w:r>
+              <w:rPr>
+                <w:rFonts w:asciiTheme="minorHAnsi" w:hAnsiTheme="minorHAnsi" w:cstheme="minorHAnsi"/>
+                <w:b/>
+                <w:bCs/>
+                <w:sz w:val="22"/>
+                <w:szCs w:val="22"/>
+              </w:rPr>
+              <w:t>module testbench();</w:t>
+            </w:r>
+          </w:p>
+          <w:p>
+            <w:pPr>
+              <w:pStyle w:val="ListParagraph"/>
+              <w:spacing w:before="0" w:beforeAutospacing="0" w:after="0" w:afterAutospacing="0"/>
+              <w:rPr>
+                <w:rFonts w:asciiTheme="minorHAnsi" w:hAnsiTheme="minorHAnsi" w:cstheme="minorHAnsi"/>
+                <w:b/>
+                <w:bCs/>
+                <w:sz w:val="22"/>
+                <w:szCs w:val="22"/>
+              </w:rPr>
+            </w:pPr>
+          </w:p>
+          <w:p>
+            <w:pPr>
+              <w:pStyle w:val="ListParagraph"/>
+              <w:spacing w:before="0" w:beforeAutospacing="0" w:after="0" w:afterAutospacing="0"/>
+              <w:rPr>
+                <w:rFonts w:asciiTheme="minorHAnsi" w:hAnsiTheme="minorHAnsi" w:cstheme="minorHAnsi"/>
+                <w:b/>
+                <w:bCs/>
+                <w:sz w:val="22"/>
+                <w:szCs w:val="22"/>
+              </w:rPr>
+            </w:pPr>
+            <w:r>
+              <w:rPr>
+                <w:rFonts w:asciiTheme="minorHAnsi" w:hAnsiTheme="minorHAnsi" w:cstheme="minorHAnsi"/>
+                <w:b/>
+                <w:bCs/>
+                <w:sz w:val="22"/>
+                <w:szCs w:val="22"/>
+              </w:rPr>
+              <w:t xml:space="preserve">reg [1:0] </w:t>
+            </w:r>
+            <w:proofErr w:type="spellStart"/>
+            <w:r>
+              <w:rPr>
+                <w:rFonts w:asciiTheme="minorHAnsi" w:hAnsiTheme="minorHAnsi" w:cstheme="minorHAnsi"/>
+                <w:b/>
+                <w:bCs/>
+                <w:sz w:val="22"/>
+                <w:szCs w:val="22"/>
+              </w:rPr>
+              <w:t>a,b</w:t>
+            </w:r>
+            <w:proofErr w:type="spellEnd"/>
+            <w:r>
+              <w:rPr>
+                <w:rFonts w:asciiTheme="minorHAnsi" w:hAnsiTheme="minorHAnsi" w:cstheme="minorHAnsi"/>
+                <w:b/>
+                <w:bCs/>
+                <w:sz w:val="22"/>
+                <w:szCs w:val="22"/>
+              </w:rPr>
+              <w:t>;</w:t>
+            </w:r>
+          </w:p>
+          <w:p>
+            <w:pPr>
+              <w:pStyle w:val="ListParagraph"/>
+              <w:spacing w:before="0" w:beforeAutospacing="0" w:after="0" w:afterAutospacing="0"/>
+              <w:rPr>
+                <w:rFonts w:asciiTheme="minorHAnsi" w:hAnsiTheme="minorHAnsi" w:cstheme="minorHAnsi"/>
+                <w:b/>
+                <w:bCs/>
+                <w:sz w:val="22"/>
+                <w:szCs w:val="22"/>
+              </w:rPr>
+            </w:pPr>
+            <w:r>
+              <w:rPr>
+                <w:rFonts w:asciiTheme="minorHAnsi" w:hAnsiTheme="minorHAnsi" w:cstheme="minorHAnsi"/>
+                <w:b/>
+                <w:bCs/>
+                <w:sz w:val="22"/>
+                <w:szCs w:val="22"/>
+              </w:rPr>
+              <w:t>wire greater, equal, lesser;</w:t>
+            </w:r>
+          </w:p>
+          <w:p>
+            <w:pPr>
+              <w:pStyle w:val="ListParagraph"/>
+              <w:spacing w:before="0" w:beforeAutospacing="0" w:after="0" w:afterAutospacing="0"/>
+              <w:rPr>
+                <w:rFonts w:asciiTheme="minorHAnsi" w:hAnsiTheme="minorHAnsi" w:cstheme="minorHAnsi"/>
+                <w:b/>
+                <w:bCs/>
+                <w:sz w:val="22"/>
+                <w:szCs w:val="22"/>
+              </w:rPr>
+            </w:pPr>
+          </w:p>
+          <w:p>
+            <w:pPr>
+              <w:pStyle w:val="ListParagraph"/>
+              <w:spacing w:before="0" w:beforeAutospacing="0" w:after="0" w:afterAutospacing="0"/>
+              <w:rPr>
+                <w:rFonts w:asciiTheme="minorHAnsi" w:hAnsiTheme="minorHAnsi" w:cstheme="minorHAnsi"/>
+                <w:b/>
+                <w:bCs/>
+                <w:sz w:val="22"/>
+                <w:szCs w:val="22"/>
+              </w:rPr>
+            </w:pPr>
+            <w:r>
+              <w:rPr>
+                <w:rFonts w:asciiTheme="minorHAnsi" w:hAnsiTheme="minorHAnsi" w:cstheme="minorHAnsi"/>
+                <w:b/>
+                <w:bCs/>
+                <w:sz w:val="22"/>
+                <w:szCs w:val="22"/>
+              </w:rPr>
+              <w:t xml:space="preserve">comparator </w:t>
+            </w:r>
+            <w:proofErr w:type="spellStart"/>
+            <w:r>
+              <w:rPr>
+                <w:rFonts w:asciiTheme="minorHAnsi" w:hAnsiTheme="minorHAnsi" w:cstheme="minorHAnsi"/>
+                <w:b/>
+                <w:bCs/>
+                <w:sz w:val="22"/>
+                <w:szCs w:val="22"/>
+              </w:rPr>
+              <w:t>uut</w:t>
+            </w:r>
+            <w:proofErr w:type="spellEnd"/>
+            <w:r>
+              <w:rPr>
+                <w:rFonts w:asciiTheme="minorHAnsi" w:hAnsiTheme="minorHAnsi" w:cstheme="minorHAnsi"/>
+                <w:b/>
+                <w:bCs/>
+                <w:sz w:val="22"/>
+                <w:szCs w:val="22"/>
+              </w:rPr>
+              <w:t>(</w:t>
+            </w:r>
+            <w:proofErr w:type="spellStart"/>
+            <w:r>
+              <w:rPr>
+                <w:rFonts w:asciiTheme="minorHAnsi" w:hAnsiTheme="minorHAnsi" w:cstheme="minorHAnsi"/>
+                <w:b/>
+                <w:bCs/>
+                <w:sz w:val="22"/>
+                <w:szCs w:val="22"/>
+              </w:rPr>
+              <w:t>a,b,greater,equal,lesser</w:t>
+            </w:r>
+            <w:proofErr w:type="spellEnd"/>
+            <w:r>
+              <w:rPr>
+                <w:rFonts w:asciiTheme="minorHAnsi" w:hAnsiTheme="minorHAnsi" w:cstheme="minorHAnsi"/>
+                <w:b/>
+                <w:bCs/>
+                <w:sz w:val="22"/>
+                <w:szCs w:val="22"/>
+              </w:rPr>
+              <w:t>);</w:t>
+            </w:r>
+          </w:p>
+          <w:p>
+            <w:pPr>
+              <w:pStyle w:val="ListParagraph"/>
+              <w:spacing w:before="0" w:beforeAutospacing="0" w:after="0" w:afterAutospacing="0"/>
+              <w:rPr>
+                <w:rFonts w:asciiTheme="minorHAnsi" w:hAnsiTheme="minorHAnsi" w:cstheme="minorHAnsi"/>
+                <w:b/>
+                <w:bCs/>
+                <w:sz w:val="22"/>
+                <w:szCs w:val="22"/>
+              </w:rPr>
+            </w:pPr>
+          </w:p>
+          <w:p>
+            <w:pPr>
+              <w:pStyle w:val="ListParagraph"/>
+              <w:spacing w:before="0" w:beforeAutospacing="0" w:after="0" w:afterAutospacing="0"/>
+              <w:rPr>
+                <w:rFonts w:asciiTheme="minorHAnsi" w:hAnsiTheme="minorHAnsi" w:cstheme="minorHAnsi"/>
+                <w:b/>
+                <w:bCs/>
+                <w:sz w:val="22"/>
+                <w:szCs w:val="22"/>
+              </w:rPr>
+            </w:pPr>
+            <w:r>
+              <w:rPr>
+                <w:rFonts w:asciiTheme="minorHAnsi" w:hAnsiTheme="minorHAnsi" w:cstheme="minorHAnsi"/>
+                <w:b/>
+                <w:bCs/>
+                <w:sz w:val="22"/>
+                <w:szCs w:val="22"/>
+              </w:rPr>
+              <w:t xml:space="preserve">initial </w:t>
+            </w:r>
+          </w:p>
+          <w:p>
+            <w:pPr>
+              <w:pStyle w:val="ListParagraph"/>
+              <w:spacing w:before="0" w:beforeAutospacing="0" w:after="0" w:afterAutospacing="0"/>
+              <w:rPr>
+                <w:rFonts w:asciiTheme="minorHAnsi" w:hAnsiTheme="minorHAnsi" w:cstheme="minorHAnsi"/>
+                <w:b/>
+                <w:bCs/>
+                <w:sz w:val="22"/>
+                <w:szCs w:val="22"/>
+              </w:rPr>
+            </w:pPr>
+            <w:r>
+              <w:rPr>
+                <w:rFonts w:asciiTheme="minorHAnsi" w:hAnsiTheme="minorHAnsi" w:cstheme="minorHAnsi"/>
+                <w:b/>
+                <w:bCs/>
+                <w:sz w:val="22"/>
+                <w:szCs w:val="22"/>
+              </w:rPr>
+              <w:t>begin</w:t>
+            </w:r>
+          </w:p>
+          <w:p>
+            <w:pPr>
+              <w:pStyle w:val="ListParagraph"/>
+              <w:spacing w:before="0" w:beforeAutospacing="0" w:after="0" w:afterAutospacing="0"/>
+              <w:rPr>
+                <w:rFonts w:asciiTheme="minorHAnsi" w:hAnsiTheme="minorHAnsi" w:cstheme="minorHAnsi"/>
+                <w:b/>
+                <w:bCs/>
+                <w:sz w:val="22"/>
+                <w:szCs w:val="22"/>
+              </w:rPr>
+            </w:pPr>
+            <w:r>
+              <w:rPr>
+                <w:rFonts w:asciiTheme="minorHAnsi" w:hAnsiTheme="minorHAnsi" w:cstheme="minorHAnsi"/>
+                <w:b/>
+                <w:bCs/>
+                <w:sz w:val="22"/>
+                <w:szCs w:val="22"/>
+              </w:rPr>
+              <w:t>a = 2'b01; b = 2'b10;</w:t>
+            </w:r>
+          </w:p>
+          <w:p>
+            <w:pPr>
+              <w:pStyle w:val="ListParagraph"/>
+              <w:spacing w:before="0" w:beforeAutospacing="0" w:after="0" w:afterAutospacing="0"/>
+              <w:rPr>
+                <w:rFonts w:asciiTheme="minorHAnsi" w:hAnsiTheme="minorHAnsi" w:cstheme="minorHAnsi"/>
+                <w:b/>
+                <w:bCs/>
+                <w:sz w:val="22"/>
+                <w:szCs w:val="22"/>
+              </w:rPr>
+            </w:pPr>
+            <w:r>
+              <w:rPr>
+                <w:rFonts w:asciiTheme="minorHAnsi" w:hAnsiTheme="minorHAnsi" w:cstheme="minorHAnsi"/>
+                <w:b/>
+                <w:bCs/>
+                <w:sz w:val="22"/>
+                <w:szCs w:val="22"/>
+              </w:rPr>
+              <w:t xml:space="preserve">    #10;</w:t>
+            </w:r>
+          </w:p>
+          <w:p>
+            <w:pPr>
+              <w:pStyle w:val="ListParagraph"/>
+              <w:spacing w:before="0" w:beforeAutospacing="0" w:after="0" w:afterAutospacing="0"/>
+              <w:rPr>
+                <w:rFonts w:asciiTheme="minorHAnsi" w:hAnsiTheme="minorHAnsi" w:cstheme="minorHAnsi"/>
+                <w:b/>
+                <w:bCs/>
+                <w:sz w:val="22"/>
+                <w:szCs w:val="22"/>
+              </w:rPr>
+            </w:pPr>
+            <w:r>
+              <w:rPr>
+                <w:rFonts w:asciiTheme="minorHAnsi" w:hAnsiTheme="minorHAnsi" w:cstheme="minorHAnsi"/>
+                <w:b/>
+                <w:bCs/>
+                <w:sz w:val="22"/>
+                <w:szCs w:val="22"/>
+              </w:rPr>
+              <w:t>a = 2'b11; b = 2'b10;</w:t>
+            </w:r>
+          </w:p>
+          <w:p>
+            <w:pPr>
+              <w:pStyle w:val="ListParagraph"/>
+              <w:spacing w:before="0" w:beforeAutospacing="0" w:after="0" w:afterAutospacing="0"/>
+              <w:rPr>
+                <w:rFonts w:asciiTheme="minorHAnsi" w:hAnsiTheme="minorHAnsi" w:cstheme="minorHAnsi"/>
+                <w:b/>
+                <w:bCs/>
+                <w:sz w:val="22"/>
+                <w:szCs w:val="22"/>
+              </w:rPr>
+            </w:pPr>
+            <w:r>
+              <w:rPr>
+                <w:rFonts w:asciiTheme="minorHAnsi" w:hAnsiTheme="minorHAnsi" w:cstheme="minorHAnsi"/>
+                <w:b/>
+                <w:bCs/>
+                <w:sz w:val="22"/>
+                <w:szCs w:val="22"/>
+              </w:rPr>
+              <w:t xml:space="preserve">    #10;</w:t>
+            </w:r>
+          </w:p>
+          <w:p>
+            <w:pPr>
+              <w:pStyle w:val="ListParagraph"/>
+              <w:spacing w:before="0" w:beforeAutospacing="0" w:after="0" w:afterAutospacing="0"/>
+              <w:rPr>
+                <w:rFonts w:asciiTheme="minorHAnsi" w:hAnsiTheme="minorHAnsi" w:cstheme="minorHAnsi"/>
+                <w:b/>
+                <w:bCs/>
+                <w:sz w:val="22"/>
+                <w:szCs w:val="22"/>
+              </w:rPr>
+            </w:pPr>
+            <w:r>
+              <w:rPr>
+                <w:rFonts w:asciiTheme="minorHAnsi" w:hAnsiTheme="minorHAnsi" w:cstheme="minorHAnsi"/>
+                <w:b/>
+                <w:bCs/>
+                <w:sz w:val="22"/>
+                <w:szCs w:val="22"/>
+              </w:rPr>
+              <w:t>a = 2'b00; b = 2'b01;</w:t>
+            </w:r>
+          </w:p>
+          <w:p>
+            <w:pPr>
+              <w:pStyle w:val="ListParagraph"/>
+              <w:spacing w:before="0" w:beforeAutospacing="0" w:after="0" w:afterAutospacing="0"/>
+              <w:rPr>
+                <w:rFonts w:asciiTheme="minorHAnsi" w:hAnsiTheme="minorHAnsi" w:cstheme="minorHAnsi"/>
+                <w:b/>
+                <w:bCs/>
+                <w:sz w:val="22"/>
+                <w:szCs w:val="22"/>
+              </w:rPr>
+            </w:pPr>
+            <w:r>
+              <w:rPr>
+                <w:rFonts w:asciiTheme="minorHAnsi" w:hAnsiTheme="minorHAnsi" w:cstheme="minorHAnsi"/>
+                <w:b/>
+                <w:bCs/>
+                <w:sz w:val="22"/>
+                <w:szCs w:val="22"/>
+              </w:rPr>
+              <w:t xml:space="preserve">    #10;</w:t>
+            </w:r>
+          </w:p>
+          <w:p>
+            <w:pPr>
+              <w:pStyle w:val="ListParagraph"/>
+              <w:spacing w:before="0" w:beforeAutospacing="0" w:after="0" w:afterAutospacing="0"/>
+              <w:rPr>
+                <w:rFonts w:asciiTheme="minorHAnsi" w:hAnsiTheme="minorHAnsi" w:cstheme="minorHAnsi"/>
+                <w:b/>
+                <w:bCs/>
+                <w:sz w:val="22"/>
+                <w:szCs w:val="22"/>
+              </w:rPr>
+            </w:pPr>
+            <w:r>
+              <w:rPr>
+                <w:rFonts w:asciiTheme="minorHAnsi" w:hAnsiTheme="minorHAnsi" w:cstheme="minorHAnsi"/>
+                <w:b/>
+                <w:bCs/>
+                <w:sz w:val="22"/>
+                <w:szCs w:val="22"/>
+              </w:rPr>
+              <w:lastRenderedPageBreak/>
+              <w:t>a = 2'b10; b = 2'b10;</w:t>
+            </w:r>
+          </w:p>
+          <w:p>
+            <w:pPr>
+              <w:pStyle w:val="ListParagraph"/>
+              <w:spacing w:before="0" w:beforeAutospacing="0" w:after="0" w:afterAutospacing="0"/>
+              <w:rPr>
+                <w:rFonts w:asciiTheme="minorHAnsi" w:hAnsiTheme="minorHAnsi" w:cstheme="minorHAnsi"/>
+                <w:b/>
+                <w:bCs/>
+                <w:sz w:val="22"/>
+                <w:szCs w:val="22"/>
+              </w:rPr>
+            </w:pPr>
+          </w:p>
+          <w:p>
+            <w:pPr>
+              <w:pStyle w:val="ListParagraph"/>
+              <w:spacing w:before="0" w:beforeAutospacing="0" w:after="0" w:afterAutospacing="0"/>
+              <w:rPr>
+                <w:rFonts w:asciiTheme="minorHAnsi" w:hAnsiTheme="minorHAnsi" w:cstheme="minorHAnsi"/>
+                <w:b/>
+                <w:bCs/>
+                <w:sz w:val="22"/>
+                <w:szCs w:val="22"/>
+              </w:rPr>
+            </w:pPr>
+            <w:r>
+              <w:rPr>
+                <w:rFonts w:asciiTheme="minorHAnsi" w:hAnsiTheme="minorHAnsi" w:cstheme="minorHAnsi"/>
+                <w:b/>
+                <w:bCs/>
+                <w:sz w:val="22"/>
+                <w:szCs w:val="22"/>
+              </w:rPr>
+              <w:t>end</w:t>
+            </w:r>
+          </w:p>
+          <w:p>
+            <w:pPr>
+              <w:pStyle w:val="ListParagraph"/>
+              <w:spacing w:before="0" w:beforeAutospacing="0" w:after="0" w:afterAutospacing="0"/>
+              <w:rPr>
+                <w:rFonts w:asciiTheme="minorHAnsi" w:hAnsiTheme="minorHAnsi" w:cstheme="minorHAnsi"/>
+                <w:b/>
+                <w:bCs/>
+                <w:sz w:val="22"/>
+                <w:szCs w:val="22"/>
+              </w:rPr>
+            </w:pPr>
+            <w:proofErr w:type="spellStart"/>
+            <w:r>
+              <w:rPr>
+                <w:rFonts w:asciiTheme="minorHAnsi" w:hAnsiTheme="minorHAnsi" w:cstheme="minorHAnsi"/>
+                <w:b/>
+                <w:bCs/>
+                <w:sz w:val="22"/>
+                <w:szCs w:val="22"/>
+              </w:rPr>
+              <w:t>endmodule</w:t>
+            </w:r>
+            <w:proofErr w:type="spellEnd"/>
+          </w:p>
+          <w:p>
+            <w:pPr>
+              <w:pStyle w:val="ListParagraph"/>
+              <w:spacing w:before="0" w:beforeAutospacing="0" w:after="0" w:afterAutospacing="0"/>
+              <w:rPr>
+                <w:rFonts w:asciiTheme="minorHAnsi" w:hAnsiTheme="minorHAnsi" w:cstheme="minorHAnsi"/>
+                <w:b/>
+                <w:bCs/>
+                <w:sz w:val="22"/>
+                <w:szCs w:val="22"/>
+              </w:rPr>
+            </w:pPr>
+          </w:p>
+          <w:p>
+            <w:pPr>
+              <w:pStyle w:val="ListParagraph"/>
+              <w:spacing w:before="0" w:beforeAutospacing="0" w:after="0" w:afterAutospacing="0"/>
+              <w:rPr>
+                <w:rFonts w:asciiTheme="minorHAnsi" w:hAnsiTheme="minorHAnsi" w:cstheme="minorHAnsi"/>
+                <w:b/>
+                <w:bCs/>
+                <w:sz w:val="22"/>
+                <w:szCs w:val="22"/>
+              </w:rPr>
+            </w:pPr>
+          </w:p>
+          <w:p>
+            <w:pPr>
+              <w:pStyle w:val="ListParagraph"/>
+              <w:spacing w:before="0" w:beforeAutospacing="0" w:after="0" w:afterAutospacing="0"/>
+              <w:rPr>
+                <w:rFonts w:asciiTheme="minorHAnsi" w:hAnsiTheme="minorHAnsi" w:cstheme="minorHAnsi"/>
+                <w:b/>
+                <w:bCs/>
                 <w:sz w:val="22"/>
                 <w:szCs w:val="22"/>
               </w:rPr>
@@ -3260,6 +5167,7 @@
                 <w:sz w:val="26"/>
                 <w:szCs w:val="26"/>
               </w:rPr>
+              <w:lastRenderedPageBreak/>
               <w:t>Output:</w:t>
             </w:r>
           </w:p>
@@ -3273,83 +5181,55 @@
           <w:p>
             <w:pPr>
               <w:pStyle w:val="ListParagraph"/>
-              <w:rPr>
-                <w:rFonts w:asciiTheme="minorHAnsi" w:hAnsiTheme="minorHAnsi" w:cstheme="minorHAnsi"/>
-                <w:sz w:val="22"/>
-                <w:szCs w:val="22"/>
-              </w:rPr>
-            </w:pPr>
-            <w:r>
-              <w:rPr>
-                <w:rFonts w:asciiTheme="minorHAnsi" w:hAnsiTheme="minorHAnsi" w:cstheme="minorHAnsi"/>
-                <w:sz w:val="22"/>
-                <w:szCs w:val="22"/>
-              </w:rPr>
-              <w:t xml:space="preserve">// Import output here </w:t>
-            </w:r>
-            <w:r>
-              <w:rPr>
-                <w:rFonts w:ascii="Segoe UI Symbol" w:hAnsi="Segoe UI Symbol" w:cs="Segoe UI Symbol"/>
-                <w:color w:val="474747"/>
-                <w:shd w:val="clear" w:color="auto" w:fill="FFFFFF"/>
-              </w:rPr>
-              <w:t>👇</w:t>
-            </w:r>
-          </w:p>
-          <w:p>
-            <w:pPr>
-              <w:pStyle w:val="ListParagraph"/>
-              <w:spacing w:before="0" w:beforeAutospacing="0" w:after="0" w:afterAutospacing="0"/>
-              <w:rPr>
-                <w:rFonts w:asciiTheme="minorHAnsi" w:hAnsiTheme="minorHAnsi" w:cstheme="minorHAnsi"/>
-                <w:sz w:val="22"/>
-                <w:szCs w:val="22"/>
-              </w:rPr>
-            </w:pPr>
-          </w:p>
-          <w:p>
-            <w:pPr>
-              <w:pStyle w:val="ListParagraph"/>
-              <w:spacing w:before="0" w:beforeAutospacing="0" w:after="0" w:afterAutospacing="0"/>
-              <w:rPr>
-                <w:rFonts w:asciiTheme="minorHAnsi" w:hAnsiTheme="minorHAnsi" w:cstheme="minorHAnsi"/>
-                <w:sz w:val="22"/>
-                <w:szCs w:val="22"/>
-              </w:rPr>
-            </w:pPr>
-          </w:p>
-          <w:p>
-            <w:pPr>
-              <w:pStyle w:val="ListParagraph"/>
-              <w:spacing w:before="0" w:beforeAutospacing="0" w:after="0" w:afterAutospacing="0"/>
-              <w:rPr>
-                <w:rFonts w:asciiTheme="minorHAnsi" w:hAnsiTheme="minorHAnsi" w:cstheme="minorHAnsi"/>
-                <w:sz w:val="22"/>
-                <w:szCs w:val="22"/>
-              </w:rPr>
-            </w:pPr>
-          </w:p>
-          <w:p>
-            <w:pPr>
-              <w:pStyle w:val="ListParagraph"/>
-              <w:spacing w:before="0" w:beforeAutospacing="0" w:after="0" w:afterAutospacing="0"/>
-              <w:rPr>
-                <w:rFonts w:asciiTheme="minorHAnsi" w:hAnsiTheme="minorHAnsi" w:cstheme="minorHAnsi"/>
-                <w:sz w:val="22"/>
-                <w:szCs w:val="22"/>
-              </w:rPr>
-            </w:pPr>
-          </w:p>
-          <w:p>
-            <w:pPr>
-              <w:pStyle w:val="ListParagraph"/>
-              <w:spacing w:before="0" w:beforeAutospacing="0" w:after="240" w:afterAutospacing="0"/>
-              <w:rPr>
-                <w:rFonts w:asciiTheme="minorHAnsi" w:hAnsiTheme="minorHAnsi" w:cstheme="minorHAnsi"/>
-                <w:sz w:val="22"/>
-                <w:szCs w:val="22"/>
-              </w:rPr>
-            </w:pPr>
+              <w:spacing w:before="0" w:beforeAutospacing="0" w:after="0" w:afterAutospacing="0"/>
+              <w:rPr>
+                <w:rFonts w:asciiTheme="minorHAnsi" w:hAnsiTheme="minorHAnsi" w:cstheme="minorHAnsi"/>
+                <w:sz w:val="22"/>
+                <w:szCs w:val="22"/>
+              </w:rPr>
+            </w:pPr>
+            <w:r>
+              <w:rPr>
+                <w:rFonts w:asciiTheme="minorHAnsi" w:hAnsiTheme="minorHAnsi" w:cstheme="minorHAnsi"/>
+                <w:sz w:val="22"/>
+                <w:szCs w:val="22"/>
+              </w:rPr>
+              <w:drawing>
+                <wp:inline distT="0" distB="0" distL="0" distR="0" wp14:anchorId="0EC9524E" wp14:editId="18851A23">
+                  <wp:extent cx="5971429" cy="1674353"/>
+                  <wp:effectExtent l="0" t="0" r="0" b="2540"/>
+                  <wp:docPr id="978291341" name="Picture 1"/>
+                  <wp:cNvGraphicFramePr>
+                    <a:graphicFrameLocks xmlns:a="http://schemas.openxmlformats.org/drawingml/2006/main" noChangeAspect="1"/>
+                  </wp:cNvGraphicFramePr>
+                  <a:graphic xmlns:a="http://schemas.openxmlformats.org/drawingml/2006/main">
+                    <a:graphicData uri="http://schemas.openxmlformats.org/drawingml/2006/picture">
+                      <pic:pic xmlns:pic="http://schemas.openxmlformats.org/drawingml/2006/picture">
+                        <pic:nvPicPr>
+                          <pic:cNvPr id="978291341" name=""/>
+                          <pic:cNvPicPr/>
+                        </pic:nvPicPr>
+                        <pic:blipFill>
+                          <a:blip r:embed="rId11"/>
+                          <a:stretch>
+                            <a:fillRect/>
+                          </a:stretch>
+                        </pic:blipFill>
+                        <pic:spPr>
+                          <a:xfrm>
+                            <a:off x="0" y="0"/>
+                            <a:ext cx="5976017" cy="1675639"/>
+                          </a:xfrm>
+                          <a:prstGeom prst="rect">
+                            <a:avLst/>
+                          </a:prstGeom>
+                        </pic:spPr>
+                      </pic:pic>
+                    </a:graphicData>
+                  </a:graphic>
+                </wp:inline>
+              </w:drawing>
+            </w:r>
           </w:p>
         </w:tc>
       </w:tr>
@@ -3374,9 +5254,19 @@
         </w:rPr>
       </w:pPr>
     </w:p>
+    <w:p>
+      <w:pPr>
+        <w:pStyle w:val="ListParagraph"/>
+        <w:rPr>
+          <w:rFonts w:asciiTheme="minorHAnsi" w:hAnsiTheme="minorHAnsi" w:cstheme="minorHAnsi"/>
+          <w:sz w:val="22"/>
+          <w:szCs w:val="22"/>
+        </w:rPr>
+      </w:pPr>
+    </w:p>
     <w:sectPr>
-      <w:headerReference w:type="default" r:id="rId10"/>
-      <w:footerReference w:type="default" r:id="rId11"/>
+      <w:headerReference w:type="default" r:id="rId12"/>
+      <w:footerReference w:type="default" r:id="rId13"/>
       <w:type w:val="continuous"/>
       <w:pgSz w:w="11907" w:h="16839" w:code="9"/>
       <w:pgMar w:top="1440" w:right="1080" w:bottom="1440" w:left="1080" w:header="720" w:footer="720" w:gutter="0"/>
